--- a/microbio_lims_architecture_v32.docx
+++ b/microbio_lims_architecture_v32.docx
@@ -415,213 +415,236 @@
                 <w:iCs/>
                 <w:i/>
               </w:rPr>
-              <w:t xml:space="preserve">Microbiology</w:t>
+              <w:t xml:space="preserve">Specimen Receiving</w:t>
+            </w:r>
+            <w:r>
+              <w:t xml:space="preserve">.</w:t>
+            </w:r>
+          </w:p>
+        </w:tc>
+      </w:tr>
+      <w:tr>
+        <w:tc>
+          <w:tcPr/>
+          <w:p>
+            <w:pPr>
+              <w:pStyle w:val="Compact"/>
+              <w:jc w:val="left"/>
+            </w:pPr>
+            <w:r>
+              <w:rPr>
+                <w:bCs/>
+                <w:b/>
+              </w:rPr>
+              <w:t xml:space="preserve">Story</w:t>
+            </w:r>
+          </w:p>
+        </w:tc>
+        <w:tc>
+          <w:tcPr/>
+          <w:p>
+            <w:pPr>
+              <w:pStyle w:val="Compact"/>
+              <w:jc w:val="left"/>
+            </w:pPr>
+            <w:r>
+              <w:t xml:space="preserve">A dev-actionable unit emitted by the agent. Each Story declares</w:t>
+            </w:r>
+            <w:r>
+              <w:t xml:space="preserve"> </w:t>
+            </w:r>
+            <w:r>
+              <w:t xml:space="preserve">one of four</w:t>
+            </w:r>
+            <w:r>
+              <w:t xml:space="preserve"> </w:t>
+            </w:r>
+            <w:r>
+              <w:rPr>
+                <w:rStyle w:val="VerbatimChar"/>
+              </w:rPr>
+              <w:t xml:space="preserve">shape</w:t>
+            </w:r>
+            <w:r>
+              <w:t xml:space="preserve"> </w:t>
+            </w:r>
+            <w:r>
+              <w:t xml:space="preserve">values (see below). Maps to a Jira Story.</w:t>
+            </w:r>
+          </w:p>
+        </w:tc>
+      </w:tr>
+      <w:tr>
+        <w:tc>
+          <w:tcPr/>
+          <w:p>
+            <w:pPr>
+              <w:pStyle w:val="Compact"/>
+              <w:jc w:val="left"/>
+            </w:pPr>
+            <w:r>
+              <w:rPr>
+                <w:bCs/>
+                <w:b/>
+              </w:rPr>
+              <w:t xml:space="preserve">Shape</w:t>
+            </w:r>
+          </w:p>
+        </w:tc>
+        <w:tc>
+          <w:tcPr/>
+          <w:p>
+            <w:pPr>
+              <w:pStyle w:val="Compact"/>
+              <w:jc w:val="left"/>
+            </w:pPr>
+            <w:r>
+              <w:t xml:space="preserve">Categorization assigned to each Story at extraction time. Drives</w:t>
+            </w:r>
+            <w:r>
+              <w:t xml:space="preserve"> </w:t>
+            </w:r>
+            <w:r>
+              <w:t xml:space="preserve">Validator routing and downstream interpretation. Four values:</w:t>
+            </w:r>
+            <w:r>
+              <w:t xml:space="preserve"> </w:t>
+            </w:r>
+            <w:r>
+              <w:rPr>
+                <w:rStyle w:val="VerbatimChar"/>
+              </w:rPr>
+              <w:t xml:space="preserve">capability</w:t>
+            </w:r>
+            <w:r>
+              <w:t xml:space="preserve">,</w:t>
+            </w:r>
+            <w:r>
+              <w:t xml:space="preserve"> </w:t>
+            </w:r>
+            <w:r>
+              <w:rPr>
+                <w:rStyle w:val="VerbatimChar"/>
+              </w:rPr>
+              <w:t xml:space="preserve">workflow-stage-split</w:t>
+            </w:r>
+            <w:r>
+              <w:t xml:space="preserve">,</w:t>
+            </w:r>
+            <w:r>
+              <w:t xml:space="preserve"> </w:t>
+            </w:r>
+            <w:r>
+              <w:rPr>
+                <w:rStyle w:val="VerbatimChar"/>
+              </w:rPr>
+              <w:t xml:space="preserve">configuration-instance</w:t>
+            </w:r>
+            <w:r>
+              <w:t xml:space="preserve">,</w:t>
+            </w:r>
+            <w:r>
+              <w:t xml:space="preserve"> </w:t>
+            </w:r>
+            <w:r>
+              <w:rPr>
+                <w:rStyle w:val="VerbatimChar"/>
+              </w:rPr>
+              <w:t xml:space="preserve">cleanup</w:t>
+            </w:r>
+            <w:r>
+              <w:t xml:space="preserve">.</w:t>
+            </w:r>
+          </w:p>
+        </w:tc>
+      </w:tr>
+      <w:tr>
+        <w:tc>
+          <w:tcPr/>
+          <w:p>
+            <w:pPr>
+              <w:pStyle w:val="Compact"/>
+              <w:jc w:val="left"/>
+            </w:pPr>
+            <w:r>
+              <w:rPr>
+                <w:bCs/>
+                <w:b/>
+              </w:rPr>
+              <w:t xml:space="preserve">Theme (G</w:t>
             </w:r>
             <w:r>
               <w:rPr>
                 <w:iCs/>
                 <w:i/>
-              </w:rPr>
-              <w:t xml:space="preserve"> </w:t>
-            </w:r>
-            <w:r>
-              <w:rPr>
-                <w:iCs/>
-                <w:i/>
-              </w:rPr>
-              <w:t xml:space="preserve">Specimen Receipt</w:t>
-            </w:r>
-            <w:r>
-              <w:t xml:space="preserve">.</w:t>
-            </w:r>
-          </w:p>
-        </w:tc>
-      </w:tr>
-      <w:tr>
-        <w:tc>
-          <w:tcPr/>
-          <w:p>
-            <w:pPr>
-              <w:pStyle w:val="Compact"/>
-              <w:jc w:val="left"/>
-            </w:pPr>
-            <w:r>
-              <w:rPr>
                 <w:bCs/>
                 <w:b/>
               </w:rPr>
-              <w:t xml:space="preserve">Story</w:t>
-            </w:r>
-          </w:p>
-        </w:tc>
-        <w:tc>
-          <w:tcPr/>
-          <w:p>
-            <w:pPr>
-              <w:pStyle w:val="Compact"/>
-              <w:jc w:val="left"/>
-            </w:pPr>
-            <w:r>
-              <w:t xml:space="preserve">A dev-actionable unit emitted by the agent. Each Story declares</w:t>
-            </w:r>
-            <w:r>
-              <w:t xml:space="preserve"> </w:t>
-            </w:r>
-            <w:r>
-              <w:t xml:space="preserve">one of four</w:t>
-            </w:r>
-            <w:r>
-              <w:t xml:space="preserve"> </w:t>
-            </w:r>
-            <w:r>
-              <w:rPr>
-                <w:rStyle w:val="VerbatimChar"/>
-              </w:rPr>
-              <w:t xml:space="preserve">shape</w:t>
-            </w:r>
-            <w:r>
-              <w:t xml:space="preserve"> </w:t>
-            </w:r>
-            <w:r>
-              <w:t xml:space="preserve">values (see below). Maps to a Jira Story.</w:t>
-            </w:r>
-          </w:p>
-        </w:tc>
-      </w:tr>
-      <w:tr>
-        <w:tc>
-          <w:tcPr/>
-          <w:p>
-            <w:pPr>
-              <w:pStyle w:val="Compact"/>
-              <w:jc w:val="left"/>
-            </w:pPr>
+              <w:t xml:space="preserve">, H</w:t>
+            </w:r>
             <w:r>
               <w:rPr>
                 <w:bCs/>
                 <w:b/>
               </w:rPr>
-              <w:t xml:space="preserve">Shape</w:t>
-            </w:r>
-          </w:p>
-        </w:tc>
-        <w:tc>
-          <w:tcPr/>
-          <w:p>
-            <w:pPr>
-              <w:pStyle w:val="Compact"/>
-              <w:jc w:val="left"/>
-            </w:pPr>
-            <w:r>
-              <w:t xml:space="preserve">Categorization assigned to each Story at extraction time. Drives</w:t>
-            </w:r>
-            <w:r>
-              <w:t xml:space="preserve"> </w:t>
-            </w:r>
-            <w:r>
-              <w:t xml:space="preserve">Validator routing and downstream interpretation. Four values:</w:t>
-            </w:r>
-            <w:r>
-              <w:t xml:space="preserve"> </w:t>
+              <w:t xml:space="preserve">, …)</w:t>
+            </w:r>
+          </w:p>
+        </w:tc>
+        <w:tc>
+          <w:tcPr/>
+          <w:p>
+            <w:pPr>
+              <w:pStyle w:val="Compact"/>
+              <w:jc w:val="left"/>
+            </w:pPr>
+            <w:r>
+              <w:t xml:space="preserve">Content tag drawn from a discipline’s theme catalog. The</w:t>
+            </w:r>
+            <w:r>
+              <w:t xml:space="preserve"> </w:t>
+            </w:r>
+            <w:r>
+              <w:t xml:space="preserve">Cytology theme set (</w:t>
             </w:r>
             <w:r>
               <w:rPr>
                 <w:rStyle w:val="VerbatimChar"/>
               </w:rPr>
-              <w:t xml:space="preserve">capability</w:t>
-            </w:r>
-            <w:r>
-              <w:t xml:space="preserve">,</w:t>
-            </w:r>
-            <w:r>
-              <w:t xml:space="preserve"> </w:t>
-            </w:r>
-            <w:r>
-              <w:rPr>
-                <w:rStyle w:val="VerbatimChar"/>
-              </w:rPr>
-              <w:t xml:space="preserve">workflow-stage-split</w:t>
-            </w:r>
-            <w:r>
-              <w:t xml:space="preserve">,</w:t>
-            </w:r>
-            <w:r>
-              <w:t xml:space="preserve"> </w:t>
-            </w:r>
-            <w:r>
-              <w:rPr>
-                <w:rStyle w:val="VerbatimChar"/>
-              </w:rPr>
-              <w:t xml:space="preserve">configuration-instance</w:t>
-            </w:r>
-            <w:r>
-              <w:t xml:space="preserve">,</w:t>
-            </w:r>
-            <w:r>
-              <w:t xml:space="preserve"> </w:t>
-            </w:r>
-            <w:r>
-              <w:rPr>
-                <w:rStyle w:val="VerbatimChar"/>
-              </w:rPr>
-              <w:t xml:space="preserve">cleanup</w:t>
-            </w:r>
-            <w:r>
-              <w:t xml:space="preserve">.</w:t>
-            </w:r>
-          </w:p>
-        </w:tc>
-      </w:tr>
-      <w:tr>
-        <w:tc>
-          <w:tcPr/>
-          <w:p>
-            <w:pPr>
-              <w:pStyle w:val="Compact"/>
-              <w:jc w:val="left"/>
-            </w:pPr>
-            <w:r>
-              <w:rPr>
-                <w:bCs/>
-                <w:b/>
-              </w:rPr>
-              <w:t xml:space="preserve">Theme (G1–G8)</w:t>
-            </w:r>
-          </w:p>
-        </w:tc>
-        <w:tc>
-          <w:tcPr/>
-          <w:p>
-            <w:pPr>
-              <w:pStyle w:val="Compact"/>
-              <w:jc w:val="left"/>
-            </w:pPr>
-            <w:r>
-              <w:t xml:space="preserve">Eight content tags that span the LIMS workflow: G1 Pre-Analytic,</w:t>
-            </w:r>
-            <w:r>
-              <w:t xml:space="preserve"> </w:t>
-            </w:r>
-            <w:r>
-              <w:t xml:space="preserve">G2 Analytic, G3 Post-Analytic, G4 Reporting, G5 QC, G6</w:t>
-            </w:r>
-            <w:r>
-              <w:t xml:space="preserve"> </w:t>
-            </w:r>
-            <w:r>
-              <w:t xml:space="preserve">Compliance, G7 Instrumentation, G8 Platform. Multi-label per</w:t>
-            </w:r>
-            <w:r>
-              <w:t xml:space="preserve"> </w:t>
-            </w:r>
-            <w:r>
-              <w:t xml:space="preserve">chunk (a chunk can carry multiple themes with confidence</w:t>
-            </w:r>
-            <w:r>
-              <w:t xml:space="preserve"> </w:t>
-            </w:r>
-            <w:r>
-              <w:t xml:space="preserve">scores).</w:t>
+              <w:t xml:space="preserve">cyto_v1</w:t>
+            </w:r>
+            <w:r>
+              <w:t xml:space="preserve">) is G1 Pre-Analytic, G2 Analytic,</w:t>
+            </w:r>
+            <w:r>
+              <w:t xml:space="preserve"> </w:t>
+            </w:r>
+            <w:r>
+              <w:t xml:space="preserve">G3 Post-Analytic, G4 Reporting, G5 QC, G6 Compliance, G7</w:t>
+            </w:r>
+            <w:r>
+              <w:t xml:space="preserve"> </w:t>
+            </w:r>
+            <w:r>
+              <w:t xml:space="preserve">Instrumentation, G8 Platform. New disciplines may add their own</w:t>
+            </w:r>
+            <w:r>
+              <w:t xml:space="preserve"> </w:t>
+            </w:r>
+            <w:r>
+              <w:t xml:space="preserve">themes through Theme Discovery (e.g. Histology adds H1 Tissue</w:t>
+            </w:r>
+            <w:r>
+              <w:t xml:space="preserve"> </w:t>
+            </w:r>
+            <w:r>
+              <w:t xml:space="preserve">Processing, H2 Staining, H3 Block Archive, H4 Frozen Section).</w:t>
+            </w:r>
+            <w:r>
+              <w:t xml:space="preserve"> </w:t>
+            </w:r>
+            <w:r>
+              <w:t xml:space="preserve">Multi-label per chunk; carries a confidence score.</w:t>
             </w:r>
           </w:p>
         </w:tc>
@@ -1317,36 +1340,535 @@
       </w:tr>
     </w:tbl>
     <w:bookmarkEnd w:id="21"/>
-    <w:bookmarkStart w:id="25" w:name="Xce5935803894a325cffb83e16f6138b712ea6b4"/>
+    <w:bookmarkStart w:id="25" w:name="X8cddb04ddee0235ef7192b919c451d69d76aba4"/>
     <w:p>
       <w:pPr>
         <w:pStyle w:val="Heading1"/>
       </w:pPr>
       <w:r>
-        <w:t xml:space="preserve">Agent pipeline — five agents, Validator gates twice</w:t>
+        <w:t xml:space="preserve">Theme Discovery — pre-flight, one-time per discipline</w:t>
       </w:r>
     </w:p>
     <w:p>
       <w:pPr>
+        <w:pStyle w:val="FirstParagraph"/>
+      </w:pPr>
+      <w:r>
+        <w:t xml:space="preserve">Theme Discovery runs</w:t>
+      </w:r>
+      <w:r>
+        <w:t xml:space="preserve"> </w:t>
+      </w:r>
+      <w:r>
+        <w:rPr>
+          <w:iCs/>
+          <w:i/>
+        </w:rPr>
+        <w:t xml:space="preserve">before</w:t>
+      </w:r>
+      <w:r>
+        <w:t xml:space="preserve"> </w:t>
+      </w:r>
+      <w:r>
+        <w:t xml:space="preserve">the main pipeline boots for a new</w:t>
+      </w:r>
+      <w:r>
+        <w:t xml:space="preserve"> </w:t>
+      </w:r>
+      <w:r>
+        <w:t xml:space="preserve">discipline (and again only when the G0 alarm trips). Its job: emit a</w:t>
+      </w:r>
+      <w:r>
+        <w:t xml:space="preserve"> </w:t>
+      </w:r>
+      <w:r>
+        <w:t xml:space="preserve">versioned theme catalog (e.g. </w:t>
+      </w:r>
+      <w:r>
+        <w:rPr>
+          <w:rStyle w:val="VerbatimChar"/>
+        </w:rPr>
+        <w:t xml:space="preserve">histo_v1</w:t>
+      </w:r>
+      <w:r>
+        <w:t xml:space="preserve">) by warm-starting against an</w:t>
+      </w:r>
+      <w:r>
+        <w:t xml:space="preserve"> </w:t>
+      </w:r>
+      <w:r>
+        <w:t xml:space="preserve">existing prior (e.g. </w:t>
+      </w:r>
+      <w:r>
+        <w:rPr>
+          <w:rStyle w:val="VerbatimChar"/>
+        </w:rPr>
+        <w:t xml:space="preserve">cyto_v1</w:t>
+      </w:r>
+      <w:r>
+        <w:t xml:space="preserve">). Most themes inherit; novel ones must</w:t>
+      </w:r>
+      <w:r>
+        <w:t xml:space="preserve"> </w:t>
+      </w:r>
+      <w:r>
+        <w:t xml:space="preserve">clear an evidence bar and an SME gate.</w:t>
+      </w:r>
+    </w:p>
+    <w:p>
+      <w:pPr>
         <w:pStyle w:val="CaptionedFigure"/>
       </w:pPr>
       <w:r>
         <w:drawing>
           <wp:inline>
-            <wp:extent cx="5334000" cy="1318693"/>
+            <wp:extent cx="5334000" cy="1475649"/>
             <wp:effectExtent b="0" l="0" r="0" t="0"/>
-            <wp:docPr descr="Agent pipeline. Five agents run as a single batch over the SOP cohort. The same Validator agent is invoked at two call sites — once per-SOP (gate #1), once after synthesis (gate #2)." title="" id="23" name="Picture"/>
+            <wp:docPr descr="Theme Discovery — four passes, pre-flight per discipline. Pass 4 fires only when SME ratification changes the catalog (novel ratified or theme discarded)." title="" id="23" name="Picture"/>
             <a:graphic>
               <a:graphicData uri="http://schemas.openxmlformats.org/drawingml/2006/picture">
                 <pic:pic>
                   <pic:nvPicPr>
-                    <pic:cNvPr descr="diagrams/01_agent_pipeline.png" id="24" name="Picture"/>
+                    <pic:cNvPr descr="diagrams/09_theme_discovery.png" id="24" name="Picture"/>
                     <pic:cNvPicPr>
                       <a:picLocks noChangeArrowheads="1" noChangeAspect="1"/>
                     </pic:cNvPicPr>
                   </pic:nvPicPr>
                   <pic:blipFill>
                     <a:blip r:embed="rId22"/>
+                    <a:stretch>
+                      <a:fillRect/>
+                    </a:stretch>
+                  </pic:blipFill>
+                  <pic:spPr bwMode="auto">
+                    <a:xfrm>
+                      <a:off x="0" y="0"/>
+                      <a:ext cx="5334000" cy="1475649"/>
+                    </a:xfrm>
+                    <a:prstGeom prst="rect">
+                      <a:avLst/>
+                    </a:prstGeom>
+                    <a:noFill/>
+                    <a:ln w="9525">
+                      <a:noFill/>
+                      <a:headEnd/>
+                      <a:tailEnd/>
+                    </a:ln>
+                  </pic:spPr>
+                </pic:pic>
+              </a:graphicData>
+            </a:graphic>
+          </wp:inline>
+        </w:drawing>
+      </w:r>
+    </w:p>
+    <w:p>
+      <w:pPr>
+        <w:pStyle w:val="ImageCaption"/>
+      </w:pPr>
+      <w:r>
+        <w:t xml:space="preserve">Theme Discovery — four passes, pre-flight per discipline. Pass 4</w:t>
+      </w:r>
+      <w:r>
+        <w:t xml:space="preserve"> </w:t>
+      </w:r>
+      <w:r>
+        <w:t xml:space="preserve">fires only when SME ratification changes the catalog (novel ratified or</w:t>
+      </w:r>
+      <w:r>
+        <w:t xml:space="preserve"> </w:t>
+      </w:r>
+      <w:r>
+        <w:t xml:space="preserve">theme discarded).</w:t>
+      </w:r>
+    </w:p>
+    <w:p>
+      <w:pPr>
+        <w:pStyle w:val="BodyText"/>
+      </w:pPr>
+      <w:r>
+        <w:rPr>
+          <w:bCs/>
+          <w:b/>
+        </w:rPr>
+        <w:t xml:space="preserve">Algorithm.</w:t>
+      </w:r>
+      <w:r>
+        <w:t xml:space="preserve"> </w:t>
+      </w:r>
+      <w:r>
+        <w:t xml:space="preserve">Pass 1 scores each chunk against the prior centroids and</w:t>
+      </w:r>
+      <w:r>
+        <w:t xml:space="preserve"> </w:t>
+      </w:r>
+      <w:r>
+        <w:t xml:space="preserve">assigns it if</w:t>
+      </w:r>
+      <w:r>
+        <w:t xml:space="preserve"> </w:t>
+      </w:r>
+      <w:r>
+        <w:rPr>
+          <w:rStyle w:val="VerbatimChar"/>
+        </w:rPr>
+        <w:t xml:space="preserve">score ≥ τ_match</w:t>
+      </w:r>
+      <w:r>
+        <w:t xml:space="preserve"> </w:t>
+      </w:r>
+      <w:r>
+        <w:t xml:space="preserve">(default 0.65); otherwise it joins the</w:t>
+      </w:r>
+      <w:r>
+        <w:t xml:space="preserve"> </w:t>
+      </w:r>
+      <w:r>
+        <w:t xml:space="preserve">residual. Pass 2 clusters only the residuals (HDBSCAN); each cluster of</w:t>
+      </w:r>
+      <w:r>
+        <w:t xml:space="preserve"> </w:t>
+      </w:r>
+      <w:r>
+        <w:t xml:space="preserve">size</w:t>
+      </w:r>
+      <w:r>
+        <w:t xml:space="preserve"> </w:t>
+      </w:r>
+      <w:r>
+        <w:rPr>
+          <w:rStyle w:val="VerbatimChar"/>
+        </w:rPr>
+        <w:t xml:space="preserve">≥ ε_novelty</w:t>
+      </w:r>
+      <w:r>
+        <w:t xml:space="preserve"> </w:t>
+      </w:r>
+      <w:r>
+        <w:t xml:space="preserve">(default 3) becomes a candidate novel theme; smaller</w:t>
+      </w:r>
+      <w:r>
+        <w:t xml:space="preserve"> </w:t>
+      </w:r>
+      <w:r>
+        <w:t xml:space="preserve">clusters fall to G0. Pass 3 routes the novel candidates and the G0</w:t>
+      </w:r>
+      <w:r>
+        <w:t xml:space="preserve"> </w:t>
+      </w:r>
+      <w:r>
+        <w:t xml:space="preserve">sample to SME — inherited themes bypass review. Pass 4 fires only when</w:t>
+      </w:r>
+      <w:r>
+        <w:t xml:space="preserve"> </w:t>
+      </w:r>
+      <w:r>
+        <w:t xml:space="preserve">the catalog version bumps, re-classifying the previously-tagged corpus</w:t>
+      </w:r>
+      <w:r>
+        <w:t xml:space="preserve"> </w:t>
+      </w:r>
+      <w:r>
+        <w:t xml:space="preserve">(including any chunks orphaned by a discarded theme) against</w:t>
+      </w:r>
+      <w:r>
+        <w:t xml:space="preserve"> </w:t>
+      </w:r>
+      <w:r>
+        <w:rPr>
+          <w:rStyle w:val="VerbatimChar"/>
+        </w:rPr>
+        <w:t xml:space="preserve">catalog_v(N+1)</w:t>
+      </w:r>
+      <w:r>
+        <w:t xml:space="preserve">.</w:t>
+      </w:r>
+    </w:p>
+    <w:p>
+      <w:pPr>
+        <w:pStyle w:val="BodyText"/>
+      </w:pPr>
+      <w:r>
+        <w:rPr>
+          <w:bCs/>
+          <w:b/>
+        </w:rPr>
+        <w:t xml:space="preserve">Two knobs control the bias.</w:t>
+      </w:r>
+      <w:r>
+        <w:t xml:space="preserve"> </w:t>
+      </w:r>
+      <w:r>
+        <w:rPr>
+          <w:rStyle w:val="VerbatimChar"/>
+        </w:rPr>
+        <w:t xml:space="preserve">τ_match</w:t>
+      </w:r>
+      <w:r>
+        <w:t xml:space="preserve"> </w:t>
+      </w:r>
+      <w:r>
+        <w:t xml:space="preserve">(higher ⇒ eager-to-inherit;</w:t>
+      </w:r>
+      <w:r>
+        <w:t xml:space="preserve"> </w:t>
+      </w:r>
+      <w:r>
+        <w:t xml:space="preserve">risk of forced fits) and</w:t>
+      </w:r>
+      <w:r>
+        <w:t xml:space="preserve"> </w:t>
+      </w:r>
+      <w:r>
+        <w:rPr>
+          <w:rStyle w:val="VerbatimChar"/>
+        </w:rPr>
+        <w:t xml:space="preserve">ε_novelty</w:t>
+      </w:r>
+      <w:r>
+        <w:t xml:space="preserve"> </w:t>
+      </w:r>
+      <w:r>
+        <w:t xml:space="preserve">(higher ⇒ stricter evidence bar</w:t>
+      </w:r>
+      <w:r>
+        <w:t xml:space="preserve"> </w:t>
+      </w:r>
+      <w:r>
+        <w:t xml:space="preserve">before admitting novelty). The design intent is to</w:t>
+      </w:r>
+      <w:r>
+        <w:t xml:space="preserve"> </w:t>
+      </w:r>
+      <w:r>
+        <w:rPr>
+          <w:iCs/>
+          <w:i/>
+        </w:rPr>
+        <w:t xml:space="preserve">bias toward reuse</w:t>
+      </w:r>
+      <w:r>
+        <w:t xml:space="preserve"> </w:t>
+      </w:r>
+      <w:r>
+        <w:t xml:space="preserve">of existing structure — which corresponds to a high</w:t>
+      </w:r>
+      <w:r>
+        <w:t xml:space="preserve"> </w:t>
+      </w:r>
+      <w:r>
+        <w:rPr>
+          <w:rStyle w:val="VerbatimChar"/>
+        </w:rPr>
+        <w:t xml:space="preserve">τ_match</w:t>
+      </w:r>
+      <w:r>
+        <w:t xml:space="preserve"> </w:t>
+      </w:r>
+      <w:r>
+        <w:t xml:space="preserve">and a</w:t>
+      </w:r>
+      <w:r>
+        <w:t xml:space="preserve"> </w:t>
+      </w:r>
+      <w:r>
+        <w:t xml:space="preserve">non-trivial</w:t>
+      </w:r>
+      <w:r>
+        <w:t xml:space="preserve"> </w:t>
+      </w:r>
+      <w:r>
+        <w:rPr>
+          <w:rStyle w:val="VerbatimChar"/>
+        </w:rPr>
+        <w:t xml:space="preserve">ε_novelty</w:t>
+      </w:r>
+      <w:r>
+        <w:t xml:space="preserve">. Both are tunable per discipline based on</w:t>
+      </w:r>
+      <w:r>
+        <w:t xml:space="preserve"> </w:t>
+      </w:r>
+      <w:r>
+        <w:t xml:space="preserve">telemetry from the first conditioned run.</w:t>
+      </w:r>
+    </w:p>
+    <w:p>
+      <w:pPr>
+        <w:pStyle w:val="BodyText"/>
+      </w:pPr>
+      <w:r>
+        <w:rPr>
+          <w:bCs/>
+          <w:b/>
+        </w:rPr>
+        <w:t xml:space="preserve">Worked example — bootstrapping Histology from</w:t>
+      </w:r>
+      <w:r>
+        <w:rPr>
+          <w:bCs/>
+          <w:b/>
+        </w:rPr>
+        <w:t xml:space="preserve"> </w:t>
+      </w:r>
+      <w:r>
+        <w:rPr>
+          <w:rStyle w:val="VerbatimChar"/>
+          <w:bCs/>
+          <w:b/>
+        </w:rPr>
+        <w:t xml:space="preserve">cyto_v1</w:t>
+      </w:r>
+      <w:r>
+        <w:rPr>
+          <w:bCs/>
+          <w:b/>
+        </w:rPr>
+        <w:t xml:space="preserve">.</w:t>
+      </w:r>
+      <w:r>
+        <w:t xml:space="preserve"> </w:t>
+      </w:r>
+      <w:r>
+        <w:t xml:space="preserve">Pass 1</w:t>
+      </w:r>
+      <w:r>
+        <w:t xml:space="preserve"> </w:t>
+      </w:r>
+      <w:r>
+        <w:t xml:space="preserve">classifies 460/600 chunks into G1–G8 (residual = 140, including 12</w:t>
+      </w:r>
+      <w:r>
+        <w:t xml:space="preserve"> </w:t>
+      </w:r>
+      <w:r>
+        <w:t xml:space="preserve">chunks that fit G7 above</w:t>
+      </w:r>
+      <w:r>
+        <w:t xml:space="preserve"> </w:t>
+      </w:r>
+      <w:r>
+        <w:rPr>
+          <w:rStyle w:val="VerbatimChar"/>
+        </w:rPr>
+        <w:t xml:space="preserve">τ_match</w:t>
+      </w:r>
+      <w:r>
+        <w:t xml:space="preserve">). Pass 2 finds 4 clusters above</w:t>
+      </w:r>
+      <w:r>
+        <w:t xml:space="preserve"> </w:t>
+      </w:r>
+      <w:r>
+        <w:rPr>
+          <w:rStyle w:val="VerbatimChar"/>
+        </w:rPr>
+        <w:t xml:space="preserve">ε_novelty</w:t>
+      </w:r>
+      <w:r>
+        <w:t xml:space="preserve">: H1 Tissue Processing (38), H2 Staining (32), H3 Block</w:t>
+      </w:r>
+      <w:r>
+        <w:t xml:space="preserve"> </w:t>
+      </w:r>
+      <w:r>
+        <w:t xml:space="preserve">Archive (25), H4 Frozen Section (23); 22 chunks → G0 (3.7%, below</w:t>
+      </w:r>
+      <w:r>
+        <w:t xml:space="preserve"> </w:t>
+      </w:r>
+      <w:r>
+        <w:t xml:space="preserve">alarm). Pass 3: SME confirms all 4 novel themes; flags G7 as redundant</w:t>
+      </w:r>
+      <w:r>
+        <w:t xml:space="preserve"> </w:t>
+      </w:r>
+      <w:r>
+        <w:t xml:space="preserve">in histo (instrument concerns fold into H1) — discarded. Pass 4</w:t>
+      </w:r>
+      <w:r>
+        <w:t xml:space="preserve"> </w:t>
+      </w:r>
+      <w:r>
+        <w:t xml:space="preserve">re-classifies the 12 G7-orphaned chunks against the post-discard</w:t>
+      </w:r>
+      <w:r>
+        <w:t xml:space="preserve"> </w:t>
+      </w:r>
+      <w:r>
+        <w:t xml:space="preserve">taxonomy (most land in H1, consistent with the ANALOGY map’s</w:t>
+      </w:r>
+      <w:r>
+        <w:t xml:space="preserve"> </w:t>
+      </w:r>
+      <w:r>
+        <w:rPr>
+          <w:rStyle w:val="VerbatimChar"/>
+        </w:rPr>
+        <w:t xml:space="preserve">G7 → H1, partial</w:t>
+      </w:r>
+      <w:r>
+        <w:t xml:space="preserve"> </w:t>
+      </w:r>
+      <w:r>
+        <w:t xml:space="preserve">link). Final</w:t>
+      </w:r>
+      <w:r>
+        <w:t xml:space="preserve"> </w:t>
+      </w:r>
+      <w:r>
+        <w:rPr>
+          <w:rStyle w:val="VerbatimChar"/>
+        </w:rPr>
+        <w:t xml:space="preserve">histo_v1</w:t>
+      </w:r>
+      <w:r>
+        <w:t xml:space="preserve">: 11 active themes (7 inherited + 4</w:t>
+      </w:r>
+      <w:r>
+        <w:t xml:space="preserve"> </w:t>
+      </w:r>
+      <w:r>
+        <w:t xml:space="preserve">novel; G7 recorded in ANALOGY map only). Reuse rate: 7/11 ≈ 64%; 7/8 of</w:t>
+      </w:r>
+      <w:r>
+        <w:t xml:space="preserve"> </w:t>
+      </w:r>
+      <w:r>
+        <w:t xml:space="preserve">the prior themes (87.5%) survived.</w:t>
+      </w:r>
+    </w:p>
+    <w:bookmarkEnd w:id="25"/>
+    <w:bookmarkStart w:id="29" w:name="Xce5935803894a325cffb83e16f6138b712ea6b4"/>
+    <w:p>
+      <w:pPr>
+        <w:pStyle w:val="Heading1"/>
+      </w:pPr>
+      <w:r>
+        <w:t xml:space="preserve">Agent pipeline — five agents, Validator gates twice</w:t>
+      </w:r>
+    </w:p>
+    <w:p>
+      <w:pPr>
+        <w:pStyle w:val="CaptionedFigure"/>
+      </w:pPr>
+      <w:r>
+        <w:drawing>
+          <wp:inline>
+            <wp:extent cx="5334000" cy="1318693"/>
+            <wp:effectExtent b="0" l="0" r="0" t="0"/>
+            <wp:docPr descr="Agent pipeline. Five agents run as a single batch over the SOP cohort. The same Validator agent is invoked at two call sites — once per-SOP (gate #1), once after synthesis (gate #2)." title="" id="27" name="Picture"/>
+            <a:graphic>
+              <a:graphicData uri="http://schemas.openxmlformats.org/drawingml/2006/picture">
+                <pic:pic>
+                  <pic:nvPicPr>
+                    <pic:cNvPr descr="diagrams/01_agent_pipeline.png" id="28" name="Picture"/>
+                    <pic:cNvPicPr>
+                      <a:picLocks noChangeArrowheads="1" noChangeAspect="1"/>
+                    </pic:cNvPicPr>
+                  </pic:nvPicPr>
+                  <pic:blipFill>
+                    <a:blip r:embed="rId26"/>
                     <a:stretch>
                       <a:fillRect/>
                     </a:stretch>
@@ -1924,25 +2446,7 @@
         <w:t xml:space="preserve"> </w:t>
       </w:r>
       <w:r>
-        <w:t xml:space="preserve">against. The next section details it.</w:t>
-      </w:r>
-    </w:p>
-    <w:bookmarkEnd w:id="25"/>
-    <w:bookmarkStart w:id="29" w:name="X8cddb04ddee0235ef7192b919c451d69d76aba4"/>
-    <w:p>
-      <w:pPr>
-        <w:pStyle w:val="Heading1"/>
-      </w:pPr>
-      <w:r>
-        <w:t xml:space="preserve">Theme Discovery — pre-flight, one-time per discipline</w:t>
-      </w:r>
-    </w:p>
-    <w:p>
-      <w:pPr>
-        <w:pStyle w:val="FirstParagraph"/>
-      </w:pPr>
-      <w:r>
-        <w:t xml:space="preserve">Theme Discovery runs</w:t>
+        <w:t xml:space="preserve">against. See the</w:t>
       </w:r>
       <w:r>
         <w:t xml:space="preserve"> </w:t>
@@ -1952,480 +2456,13 @@
           <w:iCs/>
           <w:i/>
         </w:rPr>
-        <w:t xml:space="preserve">before</w:t>
-      </w:r>
-      <w:r>
-        <w:t xml:space="preserve"> </w:t>
-      </w:r>
-      <w:r>
-        <w:t xml:space="preserve">the main pipeline boots for a new</w:t>
-      </w:r>
-      <w:r>
-        <w:t xml:space="preserve"> </w:t>
-      </w:r>
-      <w:r>
-        <w:t xml:space="preserve">discipline (and again only when the G0 alarm trips). Its job: emit a</w:t>
-      </w:r>
-      <w:r>
-        <w:t xml:space="preserve"> </w:t>
-      </w:r>
-      <w:r>
-        <w:t xml:space="preserve">versioned theme catalog (e.g. </w:t>
-      </w:r>
-      <w:r>
-        <w:rPr>
-          <w:rStyle w:val="VerbatimChar"/>
-        </w:rPr>
-        <w:t xml:space="preserve">histo_v1</w:t>
-      </w:r>
-      <w:r>
-        <w:t xml:space="preserve">) by warm-starting against an</w:t>
-      </w:r>
-      <w:r>
-        <w:t xml:space="preserve"> </w:t>
-      </w:r>
-      <w:r>
-        <w:t xml:space="preserve">existing prior (e.g. </w:t>
-      </w:r>
-      <w:r>
-        <w:rPr>
-          <w:rStyle w:val="VerbatimChar"/>
-        </w:rPr>
-        <w:t xml:space="preserve">cyto_v1</w:t>
-      </w:r>
-      <w:r>
-        <w:t xml:space="preserve">). Most themes inherit; novel ones must</w:t>
-      </w:r>
-      <w:r>
-        <w:t xml:space="preserve"> </w:t>
-      </w:r>
-      <w:r>
-        <w:t xml:space="preserve">clear an evidence bar and an SME gate.</w:t>
-      </w:r>
-    </w:p>
-    <w:p>
-      <w:pPr>
-        <w:pStyle w:val="CaptionedFigure"/>
-      </w:pPr>
-      <w:r>
-        <w:drawing>
-          <wp:inline>
-            <wp:extent cx="5334000" cy="1475649"/>
-            <wp:effectExtent b="0" l="0" r="0" t="0"/>
-            <wp:docPr descr="Theme Discovery — four passes, pre-flight per discipline. Pass 4 fires only when SME ratification changes the catalog (novel ratified or theme discarded)." title="" id="27" name="Picture"/>
-            <a:graphic>
-              <a:graphicData uri="http://schemas.openxmlformats.org/drawingml/2006/picture">
-                <pic:pic>
-                  <pic:nvPicPr>
-                    <pic:cNvPr descr="diagrams/09_theme_discovery.png" id="28" name="Picture"/>
-                    <pic:cNvPicPr>
-                      <a:picLocks noChangeArrowheads="1" noChangeAspect="1"/>
-                    </pic:cNvPicPr>
-                  </pic:nvPicPr>
-                  <pic:blipFill>
-                    <a:blip r:embed="rId26"/>
-                    <a:stretch>
-                      <a:fillRect/>
-                    </a:stretch>
-                  </pic:blipFill>
-                  <pic:spPr bwMode="auto">
-                    <a:xfrm>
-                      <a:off x="0" y="0"/>
-                      <a:ext cx="5334000" cy="1475649"/>
-                    </a:xfrm>
-                    <a:prstGeom prst="rect">
-                      <a:avLst/>
-                    </a:prstGeom>
-                    <a:noFill/>
-                    <a:ln w="9525">
-                      <a:noFill/>
-                      <a:headEnd/>
-                      <a:tailEnd/>
-                    </a:ln>
-                  </pic:spPr>
-                </pic:pic>
-              </a:graphicData>
-            </a:graphic>
-          </wp:inline>
-        </w:drawing>
-      </w:r>
-    </w:p>
-    <w:p>
-      <w:pPr>
-        <w:pStyle w:val="ImageCaption"/>
-      </w:pPr>
-      <w:r>
-        <w:t xml:space="preserve">Theme Discovery — four passes, pre-flight per discipline. Pass 4</w:t>
-      </w:r>
-      <w:r>
-        <w:t xml:space="preserve"> </w:t>
-      </w:r>
-      <w:r>
-        <w:t xml:space="preserve">fires only when SME ratification changes the catalog (novel ratified or</w:t>
-      </w:r>
-      <w:r>
-        <w:t xml:space="preserve"> </w:t>
-      </w:r>
-      <w:r>
-        <w:t xml:space="preserve">theme discarded).</w:t>
-      </w:r>
-    </w:p>
-    <w:p>
-      <w:pPr>
-        <w:pStyle w:val="BodyText"/>
-      </w:pPr>
-      <w:r>
-        <w:rPr>
-          <w:bCs/>
-          <w:b/>
-        </w:rPr>
-        <w:t xml:space="preserve">Algorithm.</w:t>
-      </w:r>
-      <w:r>
-        <w:t xml:space="preserve"> </w:t>
-      </w:r>
-      <w:r>
-        <w:t xml:space="preserve">Pass 1 scores each chunk against the prior centroids and</w:t>
-      </w:r>
-      <w:r>
-        <w:t xml:space="preserve"> </w:t>
-      </w:r>
-      <w:r>
-        <w:t xml:space="preserve">assigns it if</w:t>
-      </w:r>
-      <w:r>
-        <w:t xml:space="preserve"> </w:t>
-      </w:r>
-      <w:r>
-        <w:rPr>
-          <w:rStyle w:val="VerbatimChar"/>
-        </w:rPr>
-        <w:t xml:space="preserve">score ≥ τ_match</w:t>
-      </w:r>
-      <w:r>
-        <w:t xml:space="preserve"> </w:t>
-      </w:r>
-      <w:r>
-        <w:t xml:space="preserve">(default 0.65); otherwise it joins the</w:t>
-      </w:r>
-      <w:r>
-        <w:t xml:space="preserve"> </w:t>
-      </w:r>
-      <w:r>
-        <w:t xml:space="preserve">residual. Pass 2 clusters only the residuals (HDBSCAN); each cluster of</w:t>
-      </w:r>
-      <w:r>
-        <w:t xml:space="preserve"> </w:t>
-      </w:r>
-      <w:r>
-        <w:t xml:space="preserve">size</w:t>
-      </w:r>
-      <w:r>
-        <w:t xml:space="preserve"> </w:t>
-      </w:r>
-      <w:r>
-        <w:rPr>
-          <w:rStyle w:val="VerbatimChar"/>
-        </w:rPr>
-        <w:t xml:space="preserve">≥ ε_novelty</w:t>
-      </w:r>
-      <w:r>
-        <w:t xml:space="preserve"> </w:t>
-      </w:r>
-      <w:r>
-        <w:t xml:space="preserve">(default 3) becomes a candidate novel theme; smaller</w:t>
-      </w:r>
-      <w:r>
-        <w:t xml:space="preserve"> </w:t>
-      </w:r>
-      <w:r>
-        <w:t xml:space="preserve">clusters fall to G0. Pass 3 routes the novel candidates and the G0</w:t>
-      </w:r>
-      <w:r>
-        <w:t xml:space="preserve"> </w:t>
-      </w:r>
-      <w:r>
-        <w:t xml:space="preserve">sample to SME — inherited themes bypass review. Pass 4 fires only when</w:t>
-      </w:r>
-      <w:r>
-        <w:t xml:space="preserve"> </w:t>
-      </w:r>
-      <w:r>
-        <w:t xml:space="preserve">the catalog version bumps, re-classifying the previously-tagged corpus</w:t>
-      </w:r>
-      <w:r>
-        <w:t xml:space="preserve"> </w:t>
-      </w:r>
-      <w:r>
-        <w:t xml:space="preserve">(including any chunks orphaned by a discarded theme) against</w:t>
-      </w:r>
-      <w:r>
-        <w:t xml:space="preserve"> </w:t>
-      </w:r>
-      <w:r>
-        <w:rPr>
-          <w:rStyle w:val="VerbatimChar"/>
-        </w:rPr>
-        <w:t xml:space="preserve">catalog_v(N+1)</w:t>
-      </w:r>
-      <w:r>
-        <w:t xml:space="preserve">.</w:t>
-      </w:r>
-    </w:p>
-    <w:p>
-      <w:pPr>
-        <w:pStyle w:val="BodyText"/>
-      </w:pPr>
-      <w:r>
-        <w:rPr>
-          <w:bCs/>
-          <w:b/>
-        </w:rPr>
-        <w:t xml:space="preserve">Two knobs control the bias.</w:t>
-      </w:r>
-      <w:r>
-        <w:t xml:space="preserve"> </w:t>
-      </w:r>
-      <w:r>
-        <w:rPr>
-          <w:rStyle w:val="VerbatimChar"/>
-        </w:rPr>
-        <w:t xml:space="preserve">τ_match</w:t>
-      </w:r>
-      <w:r>
-        <w:t xml:space="preserve"> </w:t>
-      </w:r>
-      <w:r>
-        <w:t xml:space="preserve">(higher ⇒ eager-to-inherit;</w:t>
-      </w:r>
-      <w:r>
-        <w:t xml:space="preserve"> </w:t>
-      </w:r>
-      <w:r>
-        <w:t xml:space="preserve">risk of forced fits) and</w:t>
-      </w:r>
-      <w:r>
-        <w:t xml:space="preserve"> </w:t>
-      </w:r>
-      <w:r>
-        <w:rPr>
-          <w:rStyle w:val="VerbatimChar"/>
-        </w:rPr>
-        <w:t xml:space="preserve">ε_novelty</w:t>
-      </w:r>
-      <w:r>
-        <w:t xml:space="preserve"> </w:t>
-      </w:r>
-      <w:r>
-        <w:t xml:space="preserve">(higher ⇒ stricter evidence bar</w:t>
-      </w:r>
-      <w:r>
-        <w:t xml:space="preserve"> </w:t>
-      </w:r>
-      <w:r>
-        <w:t xml:space="preserve">before admitting novelty). The user’s stated motive —</w:t>
-      </w:r>
-      <w:r>
-        <w:t xml:space="preserve"> </w:t>
-      </w:r>
-      <w:r>
-        <w:t xml:space="preserve">“</w:t>
-      </w:r>
-      <w:r>
-        <w:t xml:space="preserve">don’t just end</w:t>
-      </w:r>
-      <w:r>
-        <w:t xml:space="preserve"> </w:t>
-      </w:r>
-      <w:r>
-        <w:t xml:space="preserve">up with entirely new ones</w:t>
-      </w:r>
-      <w:r>
-        <w:t xml:space="preserve">”</w:t>
-      </w:r>
-      <w:r>
-        <w:t xml:space="preserve"> </w:t>
-      </w:r>
-      <w:r>
-        <w:t xml:space="preserve">— corresponds to a high</w:t>
-      </w:r>
-      <w:r>
-        <w:t xml:space="preserve"> </w:t>
-      </w:r>
-      <w:r>
-        <w:rPr>
-          <w:rStyle w:val="VerbatimChar"/>
-        </w:rPr>
-        <w:t xml:space="preserve">τ_match</w:t>
-      </w:r>
-      <w:r>
-        <w:t xml:space="preserve"> </w:t>
-      </w:r>
-      <w:r>
-        <w:t xml:space="preserve">and a</w:t>
-      </w:r>
-      <w:r>
-        <w:t xml:space="preserve"> </w:t>
-      </w:r>
-      <w:r>
-        <w:t xml:space="preserve">non-trivial</w:t>
-      </w:r>
-      <w:r>
-        <w:t xml:space="preserve"> </w:t>
-      </w:r>
-      <w:r>
-        <w:rPr>
-          <w:rStyle w:val="VerbatimChar"/>
-        </w:rPr>
-        <w:t xml:space="preserve">ε_novelty</w:t>
-      </w:r>
-      <w:r>
-        <w:t xml:space="preserve">.</w:t>
-      </w:r>
-    </w:p>
-    <w:p>
-      <w:pPr>
-        <w:pStyle w:val="BodyText"/>
-      </w:pPr>
-      <w:r>
-        <w:rPr>
-          <w:bCs/>
-          <w:b/>
-        </w:rPr>
-        <w:t xml:space="preserve">Worked example — bootstrapping Histology from</w:t>
-      </w:r>
-      <w:r>
-        <w:rPr>
-          <w:bCs/>
-          <w:b/>
-        </w:rPr>
-        <w:t xml:space="preserve"> </w:t>
-      </w:r>
-      <w:r>
-        <w:rPr>
-          <w:rStyle w:val="VerbatimChar"/>
-          <w:bCs/>
-          <w:b/>
-        </w:rPr>
-        <w:t xml:space="preserve">cyto_v1</w:t>
-      </w:r>
-      <w:r>
-        <w:rPr>
-          <w:bCs/>
-          <w:b/>
-        </w:rPr>
-        <w:t xml:space="preserve">.</w:t>
-      </w:r>
-      <w:r>
-        <w:t xml:space="preserve"> </w:t>
-      </w:r>
-      <w:r>
-        <w:t xml:space="preserve">Pass 1</w:t>
-      </w:r>
-      <w:r>
-        <w:t xml:space="preserve"> </w:t>
-      </w:r>
-      <w:r>
-        <w:t xml:space="preserve">classifies 460/600 chunks into G1–G8 (residual = 140, including 12</w:t>
-      </w:r>
-      <w:r>
-        <w:t xml:space="preserve"> </w:t>
-      </w:r>
-      <w:r>
-        <w:t xml:space="preserve">chunks that fit G7 above</w:t>
-      </w:r>
-      <w:r>
-        <w:t xml:space="preserve"> </w:t>
-      </w:r>
-      <w:r>
-        <w:rPr>
-          <w:rStyle w:val="VerbatimChar"/>
-        </w:rPr>
-        <w:t xml:space="preserve">τ_match</w:t>
-      </w:r>
-      <w:r>
-        <w:t xml:space="preserve">). Pass 2 finds 4 clusters above</w:t>
-      </w:r>
-      <w:r>
-        <w:t xml:space="preserve"> </w:t>
-      </w:r>
-      <w:r>
-        <w:rPr>
-          <w:rStyle w:val="VerbatimChar"/>
-        </w:rPr>
-        <w:t xml:space="preserve">ε_novelty</w:t>
-      </w:r>
-      <w:r>
-        <w:t xml:space="preserve">: H1 Tissue Processing (38), H2 Staining (32), H3 Block</w:t>
-      </w:r>
-      <w:r>
-        <w:t xml:space="preserve"> </w:t>
-      </w:r>
-      <w:r>
-        <w:t xml:space="preserve">Archive (25), H4 Frozen Section (23); 22 chunks → G0 (3.7%, below</w:t>
-      </w:r>
-      <w:r>
-        <w:t xml:space="preserve"> </w:t>
-      </w:r>
-      <w:r>
-        <w:t xml:space="preserve">alarm). Pass 3: SME confirms all 4 novel themes; flags G7 as redundant</w:t>
-      </w:r>
-      <w:r>
-        <w:t xml:space="preserve"> </w:t>
-      </w:r>
-      <w:r>
-        <w:t xml:space="preserve">in histo (instrument concerns fold into H1) — discarded. Pass 4</w:t>
-      </w:r>
-      <w:r>
-        <w:t xml:space="preserve"> </w:t>
-      </w:r>
-      <w:r>
-        <w:t xml:space="preserve">re-classifies the 12 G7-orphaned chunks against the post-discard</w:t>
-      </w:r>
-      <w:r>
-        <w:t xml:space="preserve"> </w:t>
-      </w:r>
-      <w:r>
-        <w:t xml:space="preserve">taxonomy (most land in H1, consistent with the ANALOGY map’s</w:t>
-      </w:r>
-      <w:r>
-        <w:t xml:space="preserve"> </w:t>
-      </w:r>
-      <w:r>
-        <w:rPr>
-          <w:rStyle w:val="VerbatimChar"/>
-        </w:rPr>
-        <w:t xml:space="preserve">G7 → H1, partial</w:t>
-      </w:r>
-      <w:r>
-        <w:t xml:space="preserve"> </w:t>
-      </w:r>
-      <w:r>
-        <w:t xml:space="preserve">link). Final</w:t>
-      </w:r>
-      <w:r>
-        <w:t xml:space="preserve"> </w:t>
-      </w:r>
-      <w:r>
-        <w:rPr>
-          <w:rStyle w:val="VerbatimChar"/>
-        </w:rPr>
-        <w:t xml:space="preserve">histo_v1</w:t>
-      </w:r>
-      <w:r>
-        <w:t xml:space="preserve">: 11 active themes (7 inherited + 4</w:t>
-      </w:r>
-      <w:r>
-        <w:t xml:space="preserve"> </w:t>
-      </w:r>
-      <w:r>
-        <w:t xml:space="preserve">novel; G7 recorded in ANALOGY map only). Reuse rate: 7/11 ≈ 64%; 7/8 of</w:t>
-      </w:r>
-      <w:r>
-        <w:t xml:space="preserve"> </w:t>
-      </w:r>
-      <w:r>
-        <w:t xml:space="preserve">the prior themes (87.5%) survived.</w:t>
+        <w:t xml:space="preserve">Theme Discovery</w:t>
+      </w:r>
+      <w:r>
+        <w:t xml:space="preserve"> </w:t>
+      </w:r>
+      <w:r>
+        <w:t xml:space="preserve">section above for the full algorithm.</w:t>
       </w:r>
     </w:p>
     <w:bookmarkEnd w:id="29"/>
@@ -3444,7 +3481,7 @@
         <w:rPr>
           <w:rStyle w:val="VerbatimChar"/>
         </w:rPr>
-        <w:t xml:space="preserve">  "title": "Microbiology Specimen Receipt",</w:t>
+        <w:t xml:space="preserve">  "title": "Specimen Receiving",</w:t>
       </w:r>
       <w:r>
         <w:br/>
@@ -3507,7 +3544,7 @@
         <w:rPr>
           <w:rStyle w:val="VerbatimChar"/>
         </w:rPr>
-        <w:t xml:space="preserve">    "epic_id": "EPIC-CYTO-007",</w:t>
+        <w:t xml:space="preserve">    "epic_id": "EPIC-CYTO-014",</w:t>
       </w:r>
       <w:r>
         <w:br/>
@@ -8567,55 +8604,106 @@
               <w:t xml:space="preserve"> </w:t>
             </w:r>
             <w:r>
-              <w:t xml:space="preserve">(annotation)</w:t>
-            </w:r>
-          </w:p>
-        </w:tc>
-        <w:tc>
-          <w:tcPr/>
-          <w:p>
-            <w:pPr>
-              <w:pStyle w:val="Compact"/>
-              <w:jc w:val="left"/>
-            </w:pPr>
-            <w:r>
-              <w:t xml:space="preserve">Just an ID</w:t>
-            </w:r>
-            <w:r>
-              <w:t xml:space="preserve"> </w:t>
-            </w:r>
-            <w:r>
-              <w:t xml:space="preserve">reference —</w:t>
-            </w:r>
-            <w:r>
-              <w:t xml:space="preserve"> </w:t>
-            </w:r>
-            <w:r>
-              <w:t xml:space="preserve">Cyto Epic is</w:t>
-            </w:r>
-            <w:r>
-              <w:t xml:space="preserve"> </w:t>
-            </w:r>
-            <w:r>
-              <w:t xml:space="preserve">recorded on the</w:t>
-            </w:r>
-            <w:r>
-              <w:t xml:space="preserve"> </w:t>
-            </w:r>
-            <w:r>
-              <w:t xml:space="preserve">Micro Epic for</w:t>
-            </w:r>
-            <w:r>
-              <w:t xml:space="preserve"> </w:t>
-            </w:r>
-            <w:r>
-              <w:t xml:space="preserve">SME traceability</w:t>
-            </w:r>
-            <w:r>
-              <w:t xml:space="preserve"> </w:t>
-            </w:r>
-            <w:r>
-              <w:t xml:space="preserve">(D13).</w:t>
+              <w:t xml:space="preserve">(conditioned</w:t>
+            </w:r>
+            <w:r>
+              <w:t xml:space="preserve"> </w:t>
+            </w:r>
+            <w:r>
+              <w:t xml:space="preserve">mode, by</w:t>
+            </w:r>
+            <w:r>
+              <w:t xml:space="preserve"> </w:t>
+            </w:r>
+            <w:r>
+              <w:t xml:space="preserve">construction)</w:t>
+            </w:r>
+          </w:p>
+        </w:tc>
+        <w:tc>
+          <w:tcPr/>
+          <w:p>
+            <w:pPr>
+              <w:pStyle w:val="Compact"/>
+              <w:jc w:val="left"/>
+            </w:pPr>
+            <w:r>
+              <w:t xml:space="preserve">Cross-catalog</w:t>
+            </w:r>
+            <w:r>
+              <w:t xml:space="preserve"> </w:t>
+            </w:r>
+            <w:r>
+              <w:t xml:space="preserve">link populated by</w:t>
+            </w:r>
+            <w:r>
+              <w:t xml:space="preserve"> </w:t>
+            </w:r>
+            <w:r>
+              <w:t xml:space="preserve">construction when</w:t>
+            </w:r>
+            <w:r>
+              <w:t xml:space="preserve"> </w:t>
+            </w:r>
+            <w:r>
+              <w:t xml:space="preserve">the draft Epic</w:t>
+            </w:r>
+            <w:r>
+              <w:t xml:space="preserve"> </w:t>
+            </w:r>
+            <w:r>
+              <w:t xml:space="preserve">classifies above</w:t>
+            </w:r>
+            <w:r>
+              <w:t xml:space="preserve"> </w:t>
+            </w:r>
+            <w:r>
+              <w:rPr>
+                <w:rStyle w:val="VerbatimChar"/>
+              </w:rPr>
+              <w:t xml:space="preserve">τ_match</w:t>
+            </w:r>
+            <w:r>
+              <w:t xml:space="preserve"> </w:t>
+            </w:r>
+            <w:r>
+              <w:t xml:space="preserve">against</w:t>
+            </w:r>
+            <w:r>
+              <w:t xml:space="preserve"> </w:t>
+            </w:r>
+            <w:r>
+              <w:rPr>
+                <w:rStyle w:val="VerbatimChar"/>
+              </w:rPr>
+              <w:t xml:space="preserve">cyto_epic_v1</w:t>
+            </w:r>
+            <w:r>
+              <w:t xml:space="preserve">.</w:t>
+            </w:r>
+            <w:r>
+              <w:t xml:space="preserve"> </w:t>
+            </w:r>
+            <w:r>
+              <w:t xml:space="preserve">Carried as a</w:t>
+            </w:r>
+            <w:r>
+              <w:t xml:space="preserve"> </w:t>
+            </w:r>
+            <w:r>
+              <w:t xml:space="preserve">struct</w:t>
+            </w:r>
+            <w:r>
+              <w:t xml:space="preserve"> </w:t>
+            </w:r>
+            <w:r>
+              <w:rPr>
+                <w:rStyle w:val="VerbatimChar"/>
+              </w:rPr>
+              <w:t xml:space="preserve">{catalog_id, epic_id, equivalence}</w:t>
+            </w:r>
+            <w:r>
+              <w:t xml:space="preserve">.</w:t>
             </w:r>
           </w:p>
         </w:tc>
@@ -8836,6 +8924,48 @@
                 <w:i/>
               </w:rPr>
               <w:t xml:space="preserve">don’t copy.</w:t>
+            </w:r>
+            <w:r>
+              <w:t xml:space="preserve"> </w:t>
+            </w:r>
+            <w:r>
+              <w:t xml:space="preserve">The</w:t>
+            </w:r>
+            <w:r>
+              <w:t xml:space="preserve"> </w:t>
+            </w:r>
+            <w:r>
+              <w:t xml:space="preserve">ANALOGY map</w:t>
+            </w:r>
+            <w:r>
+              <w:t xml:space="preserve"> </w:t>
+            </w:r>
+            <w:r>
+              <w:t xml:space="preserve">(Output C) filters</w:t>
+            </w:r>
+            <w:r>
+              <w:t xml:space="preserve"> </w:t>
+            </w:r>
+            <w:r>
+              <w:t xml:space="preserve">this slot to</w:t>
+            </w:r>
+            <w:r>
+              <w:t xml:space="preserve"> </w:t>
+            </w:r>
+            <w:r>
+              <w:t xml:space="preserve">themes with</w:t>
+            </w:r>
+            <w:r>
+              <w:t xml:space="preserve"> </w:t>
+            </w:r>
+            <w:r>
+              <w:t xml:space="preserve">target-side</w:t>
+            </w:r>
+            <w:r>
+              <w:t xml:space="preserve"> </w:t>
+            </w:r>
+            <w:r>
+              <w:t xml:space="preserve">correspondents.</w:t>
             </w:r>
           </w:p>
         </w:tc>
@@ -10208,13 +10338,13 @@
       </w:r>
     </w:p>
     <w:bookmarkEnd w:id="73"/>
-    <w:bookmarkStart w:id="79" w:name="what-ships-output-a-and-output-b"/>
+    <w:bookmarkStart w:id="80" w:name="X8a92c84cb242a844f0028682eaafc24188179f8"/>
     <w:p>
       <w:pPr>
         <w:pStyle w:val="Heading1"/>
       </w:pPr>
       <w:r>
-        <w:t xml:space="preserve">What ships — Output A and Output B</w:t>
+        <w:t xml:space="preserve">What ships — Output A, Output B, and Output C</w:t>
       </w:r>
     </w:p>
     <w:bookmarkStart w:id="74" w:name="output-a-jira-artifacts"/>
@@ -10243,7 +10373,19 @@
         <w:t xml:space="preserve"> </w:t>
       </w:r>
       <w:r>
-        <w:t xml:space="preserve">B) is what their code consumes at runtime.</w:t>
+        <w:t xml:space="preserve">B) is what their code consumes at runtime; the catalog artifacts</w:t>
+      </w:r>
+      <w:r>
+        <w:t xml:space="preserve"> </w:t>
+      </w:r>
+      <w:r>
+        <w:t xml:space="preserve">(Output C) are what the architecture team uses to track what’s reused</w:t>
+      </w:r>
+      <w:r>
+        <w:t xml:space="preserve"> </w:t>
+      </w:r>
+      <w:r>
+        <w:t xml:space="preserve">from Cytology vs. genuinely new.</w:t>
       </w:r>
     </w:p>
     <w:bookmarkEnd w:id="74"/>
@@ -11013,14 +11155,13 @@
     </w:tbl>
     <w:bookmarkEnd w:id="77"/>
     <w:bookmarkEnd w:id="78"/>
-    <w:bookmarkEnd w:id="79"/>
-    <w:bookmarkStart w:id="80" w:name="cross-cutting"/>
+    <w:bookmarkStart w:id="79" w:name="output-c-versioned-catalog-artifacts"/>
     <w:p>
       <w:pPr>
-        <w:pStyle w:val="Heading1"/>
-      </w:pPr>
-      <w:r>
-        <w:t xml:space="preserve">Cross-cutting</w:t>
+        <w:pStyle w:val="Heading2"/>
+      </w:pPr>
+      <w:r>
+        <w:t xml:space="preserve">Output C — Versioned catalog artifacts</w:t>
       </w:r>
     </w:p>
     <w:p>
@@ -11028,42 +11169,572 @@
         <w:pStyle w:val="FirstParagraph"/>
       </w:pPr>
       <w:r>
-        <w:t xml:space="preserve">KMS encryption at rest and in transit; IAM least-privilege with VPC</w:t>
-      </w:r>
-      <w:r>
-        <w:t xml:space="preserve"> </w:t>
-      </w:r>
-      <w:r>
-        <w:t xml:space="preserve">endpoints (Bedrock calls stay in-VPC); DLQ for parse / OCR / embed</w:t>
-      </w:r>
-      <w:r>
-        <w:t xml:space="preserve"> </w:t>
-      </w:r>
-      <w:r>
-        <w:t xml:space="preserve">failures; CloudWatch metrics and alarms (e.g. OCR fail-rate &gt; 5%);</w:t>
-      </w:r>
-      <w:r>
-        <w:t xml:space="preserve"> </w:t>
-      </w:r>
-      <w:r>
-        <w:t xml:space="preserve">CloudTrail audit log on every API call; idempotent ingestion via</w:t>
-      </w:r>
-      <w:r>
-        <w:t xml:space="preserve"> </w:t>
-      </w:r>
-      <w:r>
-        <w:t xml:space="preserve">content-hash dedupe.</w:t>
+        <w:t xml:space="preserve">Three machine-readable YAML files emitted alongside the Jira artifacts</w:t>
+      </w:r>
+      <w:r>
+        <w:t xml:space="preserve"> </w:t>
+      </w:r>
+      <w:r>
+        <w:t xml:space="preserve">and YAML profiles. They record the discipline’s structural lineage and</w:t>
+      </w:r>
+      <w:r>
+        <w:t xml:space="preserve"> </w:t>
+      </w:r>
+      <w:r>
+        <w:t xml:space="preserve">are the single source of truth for downstream tools that need to know</w:t>
+      </w:r>
+      <w:r>
+        <w:t xml:space="preserve"> </w:t>
+      </w:r>
+      <w:r>
+        <w:t xml:space="preserve">which themes / epics carry over from Cytology and which are</w:t>
+      </w:r>
+      <w:r>
+        <w:t xml:space="preserve"> </w:t>
+      </w:r>
+      <w:r>
+        <w:t xml:space="preserve">discipline-specific:</w:t>
       </w:r>
     </w:p>
     <w:p>
       <w:pPr>
-        <w:pStyle w:val="BodyText"/>
-      </w:pPr>
+        <w:numPr>
+          <w:ilvl w:val="0"/>
+          <w:numId w:val="1006"/>
+        </w:numPr>
+        <w:pStyle w:val="Compact"/>
+      </w:pPr>
+      <w:r>
+        <w:rPr>
+          <w:rStyle w:val="VerbatimChar"/>
+        </w:rPr>
+        <w:t xml:space="preserve">&lt;discipline&gt;_v&lt;N&gt;.yaml</w:t>
+      </w:r>
+      <w:r>
+        <w:t xml:space="preserve"> </w:t>
+      </w:r>
+      <w:r>
+        <w:t xml:space="preserve">— the</w:t>
+      </w:r>
+      <w:r>
+        <w:t xml:space="preserve"> </w:t>
+      </w:r>
       <w:r>
         <w:rPr>
           <w:bCs/>
           <w:b/>
         </w:rPr>
+        <w:t xml:space="preserve">theme catalog</w:t>
+      </w:r>
+      <w:r>
+        <w:t xml:space="preserve"> </w:t>
+      </w:r>
+      <w:r>
+        <w:t xml:space="preserve">for this</w:t>
+      </w:r>
+      <w:r>
+        <w:t xml:space="preserve"> </w:t>
+      </w:r>
+      <w:r>
+        <w:t xml:space="preserve">discipline. Lists</w:t>
+      </w:r>
+      <w:r>
+        <w:t xml:space="preserve"> </w:t>
+      </w:r>
+      <w:r>
+        <w:rPr>
+          <w:rStyle w:val="VerbatimChar"/>
+        </w:rPr>
+        <w:t xml:space="preserve">inherited_themes[]</w:t>
+      </w:r>
+      <w:r>
+        <w:t xml:space="preserve"> </w:t>
+      </w:r>
+      <w:r>
+        <w:t xml:space="preserve">(from the parent catalog),</w:t>
+      </w:r>
+      <w:r>
+        <w:t xml:space="preserve"> </w:t>
+      </w:r>
+      <w:r>
+        <w:rPr>
+          <w:rStyle w:val="VerbatimChar"/>
+        </w:rPr>
+        <w:t xml:space="preserve">novel_themes[]</w:t>
+      </w:r>
+      <w:r>
+        <w:t xml:space="preserve"> </w:t>
+      </w:r>
+      <w:r>
+        <w:t xml:space="preserve">(SME-ratified additions),</w:t>
+      </w:r>
+      <w:r>
+        <w:t xml:space="preserve"> </w:t>
+      </w:r>
+      <w:r>
+        <w:rPr>
+          <w:rStyle w:val="VerbatimChar"/>
+        </w:rPr>
+        <w:t xml:space="preserve">discarded_themes[]</w:t>
+      </w:r>
+      <w:r>
+        <w:t xml:space="preserve">,</w:t>
+      </w:r>
+      <w:r>
+        <w:t xml:space="preserve"> </w:t>
+      </w:r>
+      <w:r>
+        <w:t xml:space="preserve">and the</w:t>
+      </w:r>
+      <w:r>
+        <w:t xml:space="preserve"> </w:t>
+      </w:r>
+      <w:r>
+        <w:rPr>
+          <w:rStyle w:val="VerbatimChar"/>
+        </w:rPr>
+        <w:t xml:space="preserve">unclassified_bucket</w:t>
+      </w:r>
+      <w:r>
+        <w:t xml:space="preserve"> </w:t>
+      </w:r>
+      <w:r>
+        <w:t xml:space="preserve">(G0). See</w:t>
+      </w:r>
+      <w:r>
+        <w:t xml:space="preserve"> </w:t>
+      </w:r>
+      <w:r>
+        <w:rPr>
+          <w:iCs/>
+          <w:i/>
+        </w:rPr>
+        <w:t xml:space="preserve">Theme catalog schema</w:t>
+      </w:r>
+      <w:r>
+        <w:t xml:space="preserve"> </w:t>
+      </w:r>
+      <w:r>
+        <w:t xml:space="preserve">above for the full structure.</w:t>
+      </w:r>
+    </w:p>
+    <w:p>
+      <w:pPr>
+        <w:numPr>
+          <w:ilvl w:val="0"/>
+          <w:numId w:val="1006"/>
+        </w:numPr>
+        <w:pStyle w:val="Compact"/>
+      </w:pPr>
+      <w:r>
+        <w:rPr>
+          <w:rStyle w:val="VerbatimChar"/>
+        </w:rPr>
+        <w:t xml:space="preserve">&lt;discipline&gt;_epic_v&lt;N&gt;.yaml</w:t>
+      </w:r>
+      <w:r>
+        <w:t xml:space="preserve"> </w:t>
+      </w:r>
+      <w:r>
+        <w:t xml:space="preserve">— the</w:t>
+      </w:r>
+      <w:r>
+        <w:t xml:space="preserve"> </w:t>
+      </w:r>
+      <w:r>
+        <w:rPr>
+          <w:bCs/>
+          <w:b/>
+        </w:rPr>
+        <w:t xml:space="preserve">epic catalog</w:t>
+      </w:r>
+      <w:r>
+        <w:t xml:space="preserve">. Same shape</w:t>
+      </w:r>
+      <w:r>
+        <w:t xml:space="preserve"> </w:t>
+      </w:r>
+      <w:r>
+        <w:t xml:space="preserve">as the theme catalog at the epic level:</w:t>
+      </w:r>
+      <w:r>
+        <w:t xml:space="preserve"> </w:t>
+      </w:r>
+      <w:r>
+        <w:rPr>
+          <w:rStyle w:val="VerbatimChar"/>
+        </w:rPr>
+        <w:t xml:space="preserve">inherited_epics[]</w:t>
+      </w:r>
+      <w:r>
+        <w:t xml:space="preserve"> </w:t>
+      </w:r>
+      <w:r>
+        <w:t xml:space="preserve">(each</w:t>
+      </w:r>
+      <w:r>
+        <w:t xml:space="preserve"> </w:t>
+      </w:r>
+      <w:r>
+        <w:t xml:space="preserve">with</w:t>
+      </w:r>
+      <w:r>
+        <w:t xml:space="preserve"> </w:t>
+      </w:r>
+      <w:r>
+        <w:rPr>
+          <w:rStyle w:val="VerbatimChar"/>
+        </w:rPr>
+        <w:t xml:space="preserve">epic_analog</w:t>
+      </w:r>
+      <w:r>
+        <w:t xml:space="preserve"> </w:t>
+      </w:r>
+      <w:r>
+        <w:t xml:space="preserve">and</w:t>
+      </w:r>
+      <w:r>
+        <w:t xml:space="preserve"> </w:t>
+      </w:r>
+      <w:r>
+        <w:rPr>
+          <w:rStyle w:val="VerbatimChar"/>
+        </w:rPr>
+        <w:t xml:space="preserve">inheritance_basis</w:t>
+      </w:r>
+      <w:r>
+        <w:t xml:space="preserve">),</w:t>
+      </w:r>
+      <w:r>
+        <w:t xml:space="preserve"> </w:t>
+      </w:r>
+      <w:r>
+        <w:rPr>
+          <w:rStyle w:val="VerbatimChar"/>
+        </w:rPr>
+        <w:t xml:space="preserve">novel_epics[]</w:t>
+      </w:r>
+      <w:r>
+        <w:t xml:space="preserve"> </w:t>
+      </w:r>
+      <w:r>
+        <w:t xml:space="preserve">(each</w:t>
+      </w:r>
+      <w:r>
+        <w:t xml:space="preserve"> </w:t>
+      </w:r>
+      <w:r>
+        <w:t xml:space="preserve">with</w:t>
+      </w:r>
+      <w:r>
+        <w:t xml:space="preserve"> </w:t>
+      </w:r>
+      <w:r>
+        <w:rPr>
+          <w:rStyle w:val="VerbatimChar"/>
+        </w:rPr>
+        <w:t xml:space="preserve">novelty_basis</w:t>
+      </w:r>
+      <w:r>
+        <w:t xml:space="preserve">),</w:t>
+      </w:r>
+      <w:r>
+        <w:t xml:space="preserve"> </w:t>
+      </w:r>
+      <w:r>
+        <w:rPr>
+          <w:rStyle w:val="VerbatimChar"/>
+        </w:rPr>
+        <w:t xml:space="preserve">unclassified_drafts</w:t>
+      </w:r>
+      <w:r>
+        <w:t xml:space="preserve"> </w:t>
+      </w:r>
+      <w:r>
+        <w:t xml:space="preserve">(E0). See</w:t>
+      </w:r>
+      <w:r>
+        <w:t xml:space="preserve"> </w:t>
+      </w:r>
+      <w:r>
+        <w:rPr>
+          <w:iCs/>
+          <w:i/>
+        </w:rPr>
+        <w:t xml:space="preserve">Epic</w:t>
+      </w:r>
+      <w:r>
+        <w:rPr>
+          <w:iCs/>
+          <w:i/>
+        </w:rPr>
+        <w:t xml:space="preserve"> </w:t>
+      </w:r>
+      <w:r>
+        <w:rPr>
+          <w:iCs/>
+          <w:i/>
+        </w:rPr>
+        <w:t xml:space="preserve">catalog schema</w:t>
+      </w:r>
+      <w:r>
+        <w:t xml:space="preserve"> </w:t>
+      </w:r>
+      <w:r>
+        <w:t xml:space="preserve">above.</w:t>
+      </w:r>
+    </w:p>
+    <w:p>
+      <w:pPr>
+        <w:numPr>
+          <w:ilvl w:val="0"/>
+          <w:numId w:val="1006"/>
+        </w:numPr>
+        <w:pStyle w:val="Compact"/>
+      </w:pPr>
+      <w:r>
+        <w:rPr>
+          <w:rStyle w:val="VerbatimChar"/>
+        </w:rPr>
+        <w:t xml:space="preserve">&lt;source&gt;_to_&lt;target&gt;_analogy.yaml</w:t>
+      </w:r>
+      <w:r>
+        <w:t xml:space="preserve"> </w:t>
+      </w:r>
+      <w:r>
+        <w:t xml:space="preserve">— the</w:t>
+      </w:r>
+      <w:r>
+        <w:t xml:space="preserve"> </w:t>
+      </w:r>
+      <w:r>
+        <w:rPr>
+          <w:bCs/>
+          <w:b/>
+        </w:rPr>
+        <w:t xml:space="preserve">ANALOGY map</w:t>
+      </w:r>
+      <w:r>
+        <w:t xml:space="preserve"> </w:t>
+      </w:r>
+      <w:r>
+        <w:t xml:space="preserve">linking source and target catalogs (e.g. </w:t>
+      </w:r>
+      <w:r>
+        <w:rPr>
+          <w:rStyle w:val="VerbatimChar"/>
+        </w:rPr>
+        <w:t xml:space="preserve">cyto_v1</w:t>
+      </w:r>
+      <w:r>
+        <w:t xml:space="preserve"> </w:t>
+      </w:r>
+      <w:r>
+        <w:t xml:space="preserve">→</w:t>
+      </w:r>
+      <w:r>
+        <w:t xml:space="preserve"> </w:t>
+      </w:r>
+      <w:r>
+        <w:rPr>
+          <w:rStyle w:val="VerbatimChar"/>
+        </w:rPr>
+        <w:t xml:space="preserve">histo_v1</w:t>
+      </w:r>
+      <w:r>
+        <w:t xml:space="preserve">). Each link is typed (</w:t>
+      </w:r>
+      <w:r>
+        <w:rPr>
+          <w:rStyle w:val="VerbatimChar"/>
+        </w:rPr>
+        <w:t xml:space="preserve">identical</w:t>
+      </w:r>
+      <w:r>
+        <w:t xml:space="preserve"> </w:t>
+      </w:r>
+      <w:r>
+        <w:t xml:space="preserve">/</w:t>
+      </w:r>
+      <w:r>
+        <w:t xml:space="preserve"> </w:t>
+      </w:r>
+      <w:r>
+        <w:rPr>
+          <w:rStyle w:val="VerbatimChar"/>
+        </w:rPr>
+        <w:t xml:space="preserve">partial</w:t>
+      </w:r>
+      <w:r>
+        <w:t xml:space="preserve"> </w:t>
+      </w:r>
+      <w:r>
+        <w:t xml:space="preserve">/</w:t>
+      </w:r>
+      <w:r>
+        <w:t xml:space="preserve"> </w:t>
+      </w:r>
+      <w:r>
+        <w:rPr>
+          <w:rStyle w:val="VerbatimChar"/>
+        </w:rPr>
+        <w:t xml:space="preserve">discarded_in_target</w:t>
+      </w:r>
+      <w:r>
+        <w:t xml:space="preserve"> </w:t>
+      </w:r>
+      <w:r>
+        <w:t xml:space="preserve">/</w:t>
+      </w:r>
+      <w:r>
+        <w:t xml:space="preserve"> </w:t>
+      </w:r>
+      <w:r>
+        <w:rPr>
+          <w:rStyle w:val="VerbatimChar"/>
+        </w:rPr>
+        <w:t xml:space="preserve">novel_in_target</w:t>
+      </w:r>
+      <w:r>
+        <w:t xml:space="preserve">) and drives the ANALOGY</w:t>
+      </w:r>
+      <w:r>
+        <w:t xml:space="preserve"> </w:t>
+      </w:r>
+      <w:r>
+        <w:t xml:space="preserve">retrieval slot at chat time. See</w:t>
+      </w:r>
+      <w:r>
+        <w:t xml:space="preserve"> </w:t>
+      </w:r>
+      <w:r>
+        <w:rPr>
+          <w:iCs/>
+          <w:i/>
+        </w:rPr>
+        <w:t xml:space="preserve">ANALOGY map schema</w:t>
+      </w:r>
+      <w:r>
+        <w:t xml:space="preserve"> </w:t>
+      </w:r>
+      <w:r>
+        <w:t xml:space="preserve">above.</w:t>
+      </w:r>
+    </w:p>
+    <w:p>
+      <w:pPr>
+        <w:pStyle w:val="FirstParagraph"/>
+      </w:pPr>
+      <w:r>
+        <w:t xml:space="preserve">These artifacts are versioned (the trailing</w:t>
+      </w:r>
+      <w:r>
+        <w:t xml:space="preserve"> </w:t>
+      </w:r>
+      <w:r>
+        <w:rPr>
+          <w:rStyle w:val="VerbatimChar"/>
+        </w:rPr>
+        <w:t xml:space="preserve">_v&lt;N&gt;</w:t>
+      </w:r>
+      <w:r>
+        <w:t xml:space="preserve"> </w:t>
+      </w:r>
+      <w:r>
+        <w:t xml:space="preserve">bumps each time the</w:t>
+      </w:r>
+      <w:r>
+        <w:t xml:space="preserve"> </w:t>
+      </w:r>
+      <w:r>
+        <w:t xml:space="preserve">catalog changes) and the bumped version triggers a Pass 4 re-tag of the</w:t>
+      </w:r>
+      <w:r>
+        <w:t xml:space="preserve"> </w:t>
+      </w:r>
+      <w:r>
+        <w:t xml:space="preserve">existing Stories so that</w:t>
+      </w:r>
+      <w:r>
+        <w:t xml:space="preserve"> </w:t>
+      </w:r>
+      <w:r>
+        <w:rPr>
+          <w:rStyle w:val="VerbatimChar"/>
+        </w:rPr>
+        <w:t xml:space="preserve">theme_catalog_version</w:t>
+      </w:r>
+      <w:r>
+        <w:t xml:space="preserve"> </w:t>
+      </w:r>
+      <w:r>
+        <w:t xml:space="preserve">references stay</w:t>
+      </w:r>
+      <w:r>
+        <w:t xml:space="preserve"> </w:t>
+      </w:r>
+      <w:r>
+        <w:t xml:space="preserve">resolvable. They live in source control alongside the SOPs they were</w:t>
+      </w:r>
+      <w:r>
+        <w:t xml:space="preserve"> </w:t>
+      </w:r>
+      <w:r>
+        <w:t xml:space="preserve">derived from.</w:t>
+      </w:r>
+    </w:p>
+    <w:bookmarkEnd w:id="79"/>
+    <w:bookmarkEnd w:id="80"/>
+    <w:bookmarkStart w:id="81" w:name="cross-cutting"/>
+    <w:p>
+      <w:pPr>
+        <w:pStyle w:val="Heading1"/>
+      </w:pPr>
+      <w:r>
+        <w:t xml:space="preserve">Cross-cutting</w:t>
+      </w:r>
+    </w:p>
+    <w:p>
+      <w:pPr>
+        <w:pStyle w:val="FirstParagraph"/>
+      </w:pPr>
+      <w:r>
+        <w:t xml:space="preserve">KMS encryption at rest and in transit; IAM least-privilege with VPC</w:t>
+      </w:r>
+      <w:r>
+        <w:t xml:space="preserve"> </w:t>
+      </w:r>
+      <w:r>
+        <w:t xml:space="preserve">endpoints (Bedrock calls stay in-VPC); DLQ for parse / OCR / embed</w:t>
+      </w:r>
+      <w:r>
+        <w:t xml:space="preserve"> </w:t>
+      </w:r>
+      <w:r>
+        <w:t xml:space="preserve">failures; CloudWatch metrics and alarms (e.g. OCR fail-rate &gt; 5%);</w:t>
+      </w:r>
+      <w:r>
+        <w:t xml:space="preserve"> </w:t>
+      </w:r>
+      <w:r>
+        <w:t xml:space="preserve">CloudTrail audit log on every API call; idempotent ingestion via</w:t>
+      </w:r>
+      <w:r>
+        <w:t xml:space="preserve"> </w:t>
+      </w:r>
+      <w:r>
+        <w:t xml:space="preserve">content-hash dedupe.</w:t>
+      </w:r>
+    </w:p>
+    <w:p>
+      <w:pPr>
+        <w:pStyle w:val="BodyText"/>
+      </w:pPr>
+      <w:r>
+        <w:rPr>
+          <w:bCs/>
+          <w:b/>
+        </w:rPr>
         <w:t xml:space="preserve">Generalization to a new discipline.</w:t>
       </w:r>
       <w:r>
@@ -11157,7 +11828,7 @@
         <w:t xml:space="preserve">No model retraining at any stage.</w:t>
       </w:r>
     </w:p>
-    <w:bookmarkEnd w:id="80"/>
+    <w:bookmarkEnd w:id="81"/>
     <w:sectPr/>
   </w:body>
 </w:document>
@@ -11468,6 +12139,9 @@
     <w:abstractNumId w:val="991"/>
   </w:num>
   <w:num w:numId="1005">
+    <w:abstractNumId w:val="991"/>
+  </w:num>
+  <w:num w:numId="1006">
     <w:abstractNumId w:val="991"/>
   </w:num>
 </w:numbering>

--- a/microbio_lims_architecture_v32.docx
+++ b/microbio_lims_architecture_v32.docx
@@ -11685,13 +11685,13 @@
     </w:p>
     <w:bookmarkEnd w:id="79"/>
     <w:bookmarkEnd w:id="80"/>
-    <w:bookmarkStart w:id="81" w:name="cross-cutting"/>
+    <w:bookmarkStart w:id="86" w:name="X0a0bf73739553373b388d1e5d9e0ba496ea7219"/>
     <w:p>
       <w:pPr>
         <w:pStyle w:val="Heading1"/>
       </w:pPr>
       <w:r>
-        <w:t xml:space="preserve">Cross-cutting</w:t>
+        <w:t xml:space="preserve">Open questions — what’s still TBD before this can ship</w:t>
       </w:r>
     </w:p>
     <w:p>
@@ -11699,42 +11699,1269 @@
         <w:pStyle w:val="FirstParagraph"/>
       </w:pPr>
       <w:r>
-        <w:t xml:space="preserve">KMS encryption at rest and in transit; IAM least-privilege with VPC</w:t>
-      </w:r>
-      <w:r>
-        <w:t xml:space="preserve"> </w:t>
-      </w:r>
-      <w:r>
-        <w:t xml:space="preserve">endpoints (Bedrock calls stay in-VPC); DLQ for parse / OCR / embed</w:t>
-      </w:r>
-      <w:r>
-        <w:t xml:space="preserve"> </w:t>
-      </w:r>
-      <w:r>
-        <w:t xml:space="preserve">failures; CloudWatch metrics and alarms (e.g. OCR fail-rate &gt; 5%);</w:t>
-      </w:r>
-      <w:r>
-        <w:t xml:space="preserve"> </w:t>
-      </w:r>
-      <w:r>
-        <w:t xml:space="preserve">CloudTrail audit log on every API call; idempotent ingestion via</w:t>
-      </w:r>
-      <w:r>
-        <w:t xml:space="preserve"> </w:t>
-      </w:r>
-      <w:r>
-        <w:t xml:space="preserve">content-hash dedupe.</w:t>
-      </w:r>
-    </w:p>
-    <w:p>
-      <w:pPr>
-        <w:pStyle w:val="BodyText"/>
+        <w:t xml:space="preserve">The architecture above is the agreed shape; the items below are</w:t>
+      </w:r>
+      <w:r>
+        <w:t xml:space="preserve"> </w:t>
+      </w:r>
+      <w:r>
+        <w:t xml:space="preserve">deliberately unresolved and need to be settled (or telemetry-calibrated)</w:t>
+      </w:r>
+      <w:r>
+        <w:t xml:space="preserve"> </w:t>
+      </w:r>
+      <w:r>
+        <w:t xml:space="preserve">before code lands. They are listed here so the team sees the gaps in</w:t>
+      </w:r>
+      <w:r>
+        <w:t xml:space="preserve"> </w:t>
+      </w:r>
+      <w:r>
+        <w:t xml:space="preserve">the same artifact rather than discovering them mid-implementation.</w:t>
+      </w:r>
+    </w:p>
+    <w:bookmarkStart w:id="81" w:name="X1c0e891e2fb74cf7ac331fb8d28dfacd7f57f4d"/>
+    <w:p>
+      <w:pPr>
+        <w:pStyle w:val="Heading2"/>
+      </w:pPr>
+      <w:r>
+        <w:t xml:space="preserve">Conditioned-discovery calibration (needs telemetry from the first run)</w:t>
+      </w:r>
+    </w:p>
+    <w:tbl>
+      <w:tblPr>
+        <w:tblStyle w:val="Table"/>
+        <w:tblW w:type="pct" w:w="4875"/>
+        <w:tblLook w:firstRow="1" w:lastRow="0" w:firstColumn="0" w:lastColumn="0" w:noHBand="0" w:noVBand="0" w:val="0020"/>
+      </w:tblPr>
+      <w:tblGrid>
+        <w:gridCol w:w="3564"/>
+        <w:gridCol w:w="2673"/>
+        <w:gridCol w:w="1485"/>
+      </w:tblGrid>
+      <w:tr>
+        <w:trPr>
+          <w:tblHeader w:val="true"/>
+        </w:trPr>
+        <w:tc>
+          <w:tcPr/>
+          <w:p>
+            <w:pPr>
+              <w:pStyle w:val="Compact"/>
+              <w:jc w:val="left"/>
+            </w:pPr>
+            <w:r>
+              <w:t xml:space="preserve">Question</w:t>
+            </w:r>
+          </w:p>
+        </w:tc>
+        <w:tc>
+          <w:tcPr/>
+          <w:p>
+            <w:pPr>
+              <w:pStyle w:val="Compact"/>
+              <w:jc w:val="left"/>
+            </w:pPr>
+            <w:r>
+              <w:t xml:space="preserve">Default / lean</w:t>
+            </w:r>
+          </w:p>
+        </w:tc>
+        <w:tc>
+          <w:tcPr/>
+          <w:p>
+            <w:pPr>
+              <w:pStyle w:val="Compact"/>
+              <w:jc w:val="left"/>
+            </w:pPr>
+            <w:r>
+              <w:t xml:space="preserve">Decide by</w:t>
+            </w:r>
+          </w:p>
+        </w:tc>
+      </w:tr>
+      <w:tr>
+        <w:tc>
+          <w:tcPr/>
+          <w:p>
+            <w:pPr>
+              <w:pStyle w:val="Compact"/>
+              <w:jc w:val="left"/>
+            </w:pPr>
+            <w:r>
+              <w:rPr>
+                <w:rStyle w:val="VerbatimChar"/>
+              </w:rPr>
+              <w:t xml:space="preserve">τ_match</w:t>
+            </w:r>
+            <w:r>
+              <w:t xml:space="preserve"> </w:t>
+            </w:r>
+            <w:r>
+              <w:t xml:space="preserve">default for theme</w:t>
+            </w:r>
+            <w:r>
+              <w:t xml:space="preserve"> </w:t>
+            </w:r>
+            <w:r>
+              <w:t xml:space="preserve">classification (Pass 1)</w:t>
+            </w:r>
+          </w:p>
+        </w:tc>
+        <w:tc>
+          <w:tcPr/>
+          <w:p>
+            <w:pPr>
+              <w:pStyle w:val="Compact"/>
+              <w:jc w:val="left"/>
+            </w:pPr>
+            <w:r>
+              <w:rPr>
+                <w:rStyle w:val="VerbatimChar"/>
+              </w:rPr>
+              <w:t xml:space="preserve">0.65</w:t>
+            </w:r>
+            <w:r>
+              <w:t xml:space="preserve"> </w:t>
+            </w:r>
+            <w:r>
+              <w:t xml:space="preserve">— a guess.</w:t>
+            </w:r>
+            <w:r>
+              <w:t xml:space="preserve"> </w:t>
+            </w:r>
+            <w:r>
+              <w:t xml:space="preserve">Tune from telemetry on</w:t>
+            </w:r>
+            <w:r>
+              <w:t xml:space="preserve"> </w:t>
+            </w:r>
+            <w:r>
+              <w:t xml:space="preserve">the first conditioned run.</w:t>
+            </w:r>
+          </w:p>
+        </w:tc>
+        <w:tc>
+          <w:tcPr/>
+          <w:p>
+            <w:pPr>
+              <w:pStyle w:val="Compact"/>
+              <w:jc w:val="left"/>
+            </w:pPr>
+            <w:r>
+              <w:t xml:space="preserve">End of first</w:t>
+            </w:r>
+            <w:r>
+              <w:t xml:space="preserve"> </w:t>
+            </w:r>
+            <w:r>
+              <w:t xml:space="preserve">Micro</w:t>
+            </w:r>
+            <w:r>
+              <w:t xml:space="preserve"> </w:t>
+            </w:r>
+            <w:r>
+              <w:t xml:space="preserve">epic-discovery</w:t>
+            </w:r>
+            <w:r>
+              <w:t xml:space="preserve"> </w:t>
+            </w:r>
+            <w:r>
+              <w:t xml:space="preserve">run.</w:t>
+            </w:r>
+          </w:p>
+        </w:tc>
+      </w:tr>
+      <w:tr>
+        <w:tc>
+          <w:tcPr/>
+          <w:p>
+            <w:pPr>
+              <w:pStyle w:val="Compact"/>
+              <w:jc w:val="left"/>
+            </w:pPr>
+            <w:r>
+              <w:rPr>
+                <w:rStyle w:val="VerbatimChar"/>
+              </w:rPr>
+              <w:t xml:space="preserve">ε_novelty</w:t>
+            </w:r>
+            <w:r>
+              <w:t xml:space="preserve"> </w:t>
+            </w:r>
+            <w:r>
+              <w:t xml:space="preserve">default for cluster</w:t>
+            </w:r>
+            <w:r>
+              <w:t xml:space="preserve"> </w:t>
+            </w:r>
+            <w:r>
+              <w:t xml:space="preserve">qualification (Pass 2)</w:t>
+            </w:r>
+          </w:p>
+        </w:tc>
+        <w:tc>
+          <w:tcPr/>
+          <w:p>
+            <w:pPr>
+              <w:pStyle w:val="Compact"/>
+              <w:jc w:val="left"/>
+            </w:pPr>
+            <w:r>
+              <w:rPr>
+                <w:rStyle w:val="VerbatimChar"/>
+              </w:rPr>
+              <w:t xml:space="preserve">3</w:t>
+            </w:r>
+            <w:r>
+              <w:t xml:space="preserve"> </w:t>
+            </w:r>
+            <w:r>
+              <w:t xml:space="preserve">— a guess. Higher</w:t>
+            </w:r>
+            <w:r>
+              <w:t xml:space="preserve"> </w:t>
+            </w:r>
+            <w:r>
+              <w:t xml:space="preserve">⇒ stricter evidence; risk</w:t>
+            </w:r>
+            <w:r>
+              <w:t xml:space="preserve"> </w:t>
+            </w:r>
+            <w:r>
+              <w:t xml:space="preserve">of hiding real novelty.</w:t>
+            </w:r>
+          </w:p>
+        </w:tc>
+        <w:tc>
+          <w:tcPr/>
+          <w:p>
+            <w:pPr>
+              <w:pStyle w:val="Compact"/>
+              <w:jc w:val="left"/>
+            </w:pPr>
+            <w:r>
+              <w:t xml:space="preserve">Same.</w:t>
+            </w:r>
+          </w:p>
+        </w:tc>
+      </w:tr>
+      <w:tr>
+        <w:tc>
+          <w:tcPr/>
+          <w:p>
+            <w:pPr>
+              <w:pStyle w:val="Compact"/>
+              <w:jc w:val="left"/>
+            </w:pPr>
+            <w:r>
+              <w:t xml:space="preserve">Pass-1 scoring backend</w:t>
+            </w:r>
+          </w:p>
+        </w:tc>
+        <w:tc>
+          <w:tcPr/>
+          <w:p>
+            <w:pPr>
+              <w:pStyle w:val="Compact"/>
+              <w:jc w:val="left"/>
+            </w:pPr>
+            <w:r>
+              <w:t xml:space="preserve">Hybrid: cosine pre-filter</w:t>
+            </w:r>
+            <w:r>
+              <w:t xml:space="preserve"> </w:t>
+            </w:r>
+            <w:r>
+              <w:t xml:space="preserve">+ LLM tiebreaker. (a)</w:t>
+            </w:r>
+            <w:r>
+              <w:t xml:space="preserve"> </w:t>
+            </w:r>
+            <w:r>
+              <w:t xml:space="preserve">cosine alone is fast</w:t>
+            </w:r>
+            <w:r>
+              <w:t xml:space="preserve"> </w:t>
+            </w:r>
+            <w:r>
+              <w:t xml:space="preserve">but coarse; (b) LLM-only</w:t>
+            </w:r>
+            <w:r>
+              <w:t xml:space="preserve"> </w:t>
+            </w:r>
+            <w:r>
+              <w:t xml:space="preserve">is most semantic but</w:t>
+            </w:r>
+            <w:r>
+              <w:t xml:space="preserve"> </w:t>
+            </w:r>
+            <w:r>
+              <w:t xml:space="preserve">expensive.</w:t>
+            </w:r>
+          </w:p>
+        </w:tc>
+        <w:tc>
+          <w:tcPr/>
+          <w:p>
+            <w:pPr>
+              <w:pStyle w:val="Compact"/>
+              <w:jc w:val="left"/>
+            </w:pPr>
+            <w:r>
+              <w:t xml:space="preserve">Validate (c)</w:t>
+            </w:r>
+            <w:r>
+              <w:t xml:space="preserve"> </w:t>
+            </w:r>
+            <w:r>
+              <w:t xml:space="preserve">on first run;</w:t>
+            </w:r>
+            <w:r>
+              <w:t xml:space="preserve"> </w:t>
+            </w:r>
+            <w:r>
+              <w:t xml:space="preserve">consider (a)</w:t>
+            </w:r>
+            <w:r>
+              <w:t xml:space="preserve"> </w:t>
+            </w:r>
+            <w:r>
+              <w:t xml:space="preserve">if hybrid</w:t>
+            </w:r>
+            <w:r>
+              <w:t xml:space="preserve"> </w:t>
+            </w:r>
+            <w:r>
+              <w:t xml:space="preserve">latency too</w:t>
+            </w:r>
+            <w:r>
+              <w:t xml:space="preserve"> </w:t>
+            </w:r>
+            <w:r>
+              <w:t xml:space="preserve">high.</w:t>
+            </w:r>
+          </w:p>
+        </w:tc>
+      </w:tr>
+      <w:tr>
+        <w:tc>
+          <w:tcPr/>
+          <w:p>
+            <w:pPr>
+              <w:pStyle w:val="Compact"/>
+              <w:jc w:val="left"/>
+            </w:pPr>
+            <w:r>
+              <w:t xml:space="preserve">G0 / E0 alarm rolling window</w:t>
+            </w:r>
+          </w:p>
+        </w:tc>
+        <w:tc>
+          <w:tcPr/>
+          <w:p>
+            <w:pPr>
+              <w:pStyle w:val="Compact"/>
+              <w:jc w:val="left"/>
+            </w:pPr>
+            <w:r>
+              <w:t xml:space="preserve">Not yet specified. Need a</w:t>
+            </w:r>
+            <w:r>
+              <w:t xml:space="preserve"> </w:t>
+            </w:r>
+            <w:r>
+              <w:t xml:space="preserve">window length (e.g. 30</w:t>
+            </w:r>
+            <w:r>
+              <w:t xml:space="preserve"> </w:t>
+            </w:r>
+            <w:r>
+              <w:t xml:space="preserve">days) and minimum sample</w:t>
+            </w:r>
+            <w:r>
+              <w:t xml:space="preserve"> </w:t>
+            </w:r>
+            <w:r>
+              <w:t xml:space="preserve">size before the alarm</w:t>
+            </w:r>
+            <w:r>
+              <w:t xml:space="preserve"> </w:t>
+            </w:r>
+            <w:r>
+              <w:t xml:space="preserve">can fire.</w:t>
+            </w:r>
+          </w:p>
+        </w:tc>
+        <w:tc>
+          <w:tcPr/>
+          <w:p>
+            <w:pPr>
+              <w:pStyle w:val="Compact"/>
+              <w:jc w:val="left"/>
+            </w:pPr>
+            <w:r>
+              <w:t xml:space="preserve">Set in</w:t>
+            </w:r>
+            <w:r>
+              <w:t xml:space="preserve"> </w:t>
+            </w:r>
+            <w:r>
+              <w:t xml:space="preserve">operational</w:t>
+            </w:r>
+            <w:r>
+              <w:t xml:space="preserve"> </w:t>
+            </w:r>
+            <w:r>
+              <w:t xml:space="preserve">config; not</w:t>
+            </w:r>
+            <w:r>
+              <w:t xml:space="preserve"> </w:t>
+            </w:r>
+            <w:r>
+              <w:t xml:space="preserve">in code yet.</w:t>
+            </w:r>
+          </w:p>
+        </w:tc>
+      </w:tr>
+    </w:tbl>
+    <w:bookmarkEnd w:id="81"/>
+    <w:bookmarkStart w:id="82" w:name="operational-decisions-before-deployment"/>
+    <w:p>
+      <w:pPr>
+        <w:pStyle w:val="Heading2"/>
+      </w:pPr>
+      <w:r>
+        <w:t xml:space="preserve">Operational decisions before deployment</w:t>
+      </w:r>
+    </w:p>
+    <w:p>
+      <w:pPr>
+        <w:numPr>
+          <w:ilvl w:val="0"/>
+          <w:numId w:val="1007"/>
+        </w:numPr>
+        <w:pStyle w:val="Compact"/>
       </w:pPr>
       <w:r>
         <w:rPr>
           <w:bCs/>
           <w:b/>
         </w:rPr>
+        <w:t xml:space="preserve">SME ratification UX.</w:t>
+      </w:r>
+      <w:r>
+        <w:t xml:space="preserve"> </w:t>
+      </w:r>
+      <w:r>
+        <w:t xml:space="preserve">The novel-candidate review (Pass 3) is</w:t>
+      </w:r>
+      <w:r>
+        <w:t xml:space="preserve"> </w:t>
+      </w:r>
+      <w:r>
+        <w:t xml:space="preserve">the most SME-burden-heavy part of the system. Open: is this a Jira</w:t>
+      </w:r>
+      <w:r>
+        <w:t xml:space="preserve"> </w:t>
+      </w:r>
+      <w:r>
+        <w:t xml:space="preserve">ticket per candidate, a single review document with all</w:t>
+      </w:r>
+      <w:r>
+        <w:t xml:space="preserve"> </w:t>
+      </w:r>
+      <w:r>
+        <w:t xml:space="preserve">candidates, or a dedicated lightweight UI?</w:t>
+      </w:r>
+      <w:r>
+        <w:t xml:space="preserve"> </w:t>
+      </w:r>
+      <w:r>
+        <w:rPr>
+          <w:iCs/>
+          <w:i/>
+        </w:rPr>
+        <w:t xml:space="preserve">Lean for POC:</w:t>
+      </w:r>
+      <w:r>
+        <w:t xml:space="preserve"> </w:t>
+      </w:r>
+      <w:r>
+        <w:t xml:space="preserve">a</w:t>
+      </w:r>
+      <w:r>
+        <w:t xml:space="preserve"> </w:t>
+      </w:r>
+      <w:r>
+        <w:t xml:space="preserve">review document plus a Jira ticket per ratified addition. Revisit</w:t>
+      </w:r>
+      <w:r>
+        <w:t xml:space="preserve"> </w:t>
+      </w:r>
+      <w:r>
+        <w:t xml:space="preserve">if SME finds it heavy.</w:t>
+      </w:r>
+    </w:p>
+    <w:p>
+      <w:pPr>
+        <w:numPr>
+          <w:ilvl w:val="0"/>
+          <w:numId w:val="1007"/>
+        </w:numPr>
+        <w:pStyle w:val="Compact"/>
+      </w:pPr>
+      <w:r>
+        <w:rPr>
+          <w:bCs/>
+          <w:b/>
+        </w:rPr>
+        <w:t xml:space="preserve">Re-tagging policy on catalog version bump.</w:t>
+      </w:r>
+      <w:r>
+        <w:t xml:space="preserve"> </w:t>
+      </w:r>
+      <w:r>
+        <w:t xml:space="preserve">When a new theme</w:t>
+      </w:r>
+      <w:r>
+        <w:t xml:space="preserve"> </w:t>
+      </w:r>
+      <w:r>
+        <w:t xml:space="preserve">catalog version supersedes the old, what happens to Stories</w:t>
+      </w:r>
+      <w:r>
+        <w:t xml:space="preserve"> </w:t>
+      </w:r>
+      <w:r>
+        <w:t xml:space="preserve">already in Jira? Three options: (a) regenerate the Stories with</w:t>
+      </w:r>
+      <w:r>
+        <w:t xml:space="preserve"> </w:t>
+      </w:r>
+      <w:r>
+        <w:t xml:space="preserve">the new</w:t>
+      </w:r>
+      <w:r>
+        <w:t xml:space="preserve"> </w:t>
+      </w:r>
+      <w:r>
+        <w:rPr>
+          <w:rStyle w:val="VerbatimChar"/>
+        </w:rPr>
+        <w:t xml:space="preserve">theme_catalog_version</w:t>
+      </w:r>
+      <w:r>
+        <w:t xml:space="preserve">, (b) only update the</w:t>
+      </w:r>
+      <w:r>
+        <w:t xml:space="preserve"> </w:t>
+      </w:r>
+      <w:r>
+        <w:rPr>
+          <w:rStyle w:val="VerbatimChar"/>
+        </w:rPr>
+        <w:t xml:space="preserve">themes[]</w:t>
+      </w:r>
+      <w:r>
+        <w:t xml:space="preserve"> </w:t>
+      </w:r>
+      <w:r>
+        <w:t xml:space="preserve">field on existing Stories in place, (c) leave old Stories alone</w:t>
+      </w:r>
+      <w:r>
+        <w:t xml:space="preserve"> </w:t>
+      </w:r>
+      <w:r>
+        <w:t xml:space="preserve">and only tag new ones with the new version.</w:t>
+      </w:r>
+      <w:r>
+        <w:t xml:space="preserve"> </w:t>
+      </w:r>
+      <w:r>
+        <w:rPr>
+          <w:iCs/>
+          <w:i/>
+        </w:rPr>
+        <w:t xml:space="preserve">Lean for POC:</w:t>
+      </w:r>
+      <w:r>
+        <w:t xml:space="preserve"> </w:t>
+      </w:r>
+      <w:r>
+        <w:t xml:space="preserve">(b)</w:t>
+      </w:r>
+      <w:r>
+        <w:t xml:space="preserve"> </w:t>
+      </w:r>
+      <w:r>
+        <w:t xml:space="preserve">— preserves story identity, just refreshes the resolution.</w:t>
+      </w:r>
+    </w:p>
+    <w:p>
+      <w:pPr>
+        <w:numPr>
+          <w:ilvl w:val="0"/>
+          <w:numId w:val="1007"/>
+        </w:numPr>
+        <w:pStyle w:val="Compact"/>
+      </w:pPr>
+      <w:r>
+        <w:rPr>
+          <w:bCs/>
+          <w:b/>
+        </w:rPr>
+        <w:t xml:space="preserve">Cross-version querying behavior.</w:t>
+      </w:r>
+      <w:r>
+        <w:t xml:space="preserve"> </w:t>
+      </w:r>
+      <w:r>
+        <w:t xml:space="preserve">When two disciplines have</w:t>
+      </w:r>
+      <w:r>
+        <w:t xml:space="preserve"> </w:t>
+      </w:r>
+      <w:r>
+        <w:t xml:space="preserve">different live theme catalogs (e.g. Micro on</w:t>
+      </w:r>
+      <w:r>
+        <w:t xml:space="preserve"> </w:t>
+      </w:r>
+      <w:r>
+        <w:rPr>
+          <w:rStyle w:val="VerbatimChar"/>
+        </w:rPr>
+        <w:t xml:space="preserve">cyto_v1</w:t>
+      </w:r>
+      <w:r>
+        <w:t xml:space="preserve"> </w:t>
+      </w:r>
+      <w:r>
+        <w:t xml:space="preserve">and</w:t>
+      </w:r>
+      <w:r>
+        <w:t xml:space="preserve"> </w:t>
+      </w:r>
+      <w:r>
+        <w:t xml:space="preserve">Histology on</w:t>
+      </w:r>
+      <w:r>
+        <w:t xml:space="preserve"> </w:t>
+      </w:r>
+      <w:r>
+        <w:rPr>
+          <w:rStyle w:val="VerbatimChar"/>
+        </w:rPr>
+        <w:t xml:space="preserve">histo_v1</w:t>
+      </w:r>
+      <w:r>
+        <w:t xml:space="preserve">) and a query crosses both, does the</w:t>
+      </w:r>
+      <w:r>
+        <w:t xml:space="preserve"> </w:t>
+      </w:r>
+      <w:r>
+        <w:t xml:space="preserve">retriever fan out across both catalogs and reconcile via the</w:t>
+      </w:r>
+      <w:r>
+        <w:t xml:space="preserve"> </w:t>
+      </w:r>
+      <w:r>
+        <w:t xml:space="preserve">ANALOGY map, or does it pick one as primary?</w:t>
+      </w:r>
+      <w:r>
+        <w:t xml:space="preserve"> </w:t>
+      </w:r>
+      <w:r>
+        <w:rPr>
+          <w:iCs/>
+          <w:i/>
+        </w:rPr>
+        <w:t xml:space="preserve">Lean:</w:t>
+      </w:r>
+      <w:r>
+        <w:t xml:space="preserve"> </w:t>
+      </w:r>
+      <w:r>
+        <w:t xml:space="preserve">primary-with-ANALOGY-fanout. Specify before any second discipline</w:t>
+      </w:r>
+      <w:r>
+        <w:t xml:space="preserve"> </w:t>
+      </w:r>
+      <w:r>
+        <w:t xml:space="preserve">boots.</w:t>
+      </w:r>
+    </w:p>
+    <w:bookmarkEnd w:id="82"/>
+    <w:bookmarkStart w:id="83" w:name="implementation-choices-for-the-dev-team"/>
+    <w:p>
+      <w:pPr>
+        <w:pStyle w:val="Heading2"/>
+      </w:pPr>
+      <w:r>
+        <w:t xml:space="preserve">Implementation choices for the dev team</w:t>
+      </w:r>
+    </w:p>
+    <w:p>
+      <w:pPr>
+        <w:numPr>
+          <w:ilvl w:val="0"/>
+          <w:numId w:val="1008"/>
+        </w:numPr>
+        <w:pStyle w:val="Compact"/>
+      </w:pPr>
+      <w:r>
+        <w:rPr>
+          <w:bCs/>
+          <w:b/>
+        </w:rPr>
+        <w:t xml:space="preserve">Jira integration mechanism.</w:t>
+      </w:r>
+      <w:r>
+        <w:t xml:space="preserve"> </w:t>
+      </w:r>
+      <w:r>
+        <w:t xml:space="preserve">Manual CSV upload, REST API push,</w:t>
+      </w:r>
+      <w:r>
+        <w:t xml:space="preserve"> </w:t>
+      </w:r>
+      <w:r>
+        <w:t xml:space="preserve">or webhook? Affects how Output A is delivered.</w:t>
+      </w:r>
+    </w:p>
+    <w:p>
+      <w:pPr>
+        <w:numPr>
+          <w:ilvl w:val="0"/>
+          <w:numId w:val="1008"/>
+        </w:numPr>
+        <w:pStyle w:val="Compact"/>
+      </w:pPr>
+      <w:r>
+        <w:rPr>
+          <w:bCs/>
+          <w:b/>
+        </w:rPr>
+        <w:t xml:space="preserve">Per-culture profile granularity.</w:t>
+      </w:r>
+      <w:r>
+        <w:t xml:space="preserve"> </w:t>
+      </w:r>
+      <w:r>
+        <w:t xml:space="preserve">A single SOP may describe</w:t>
+      </w:r>
+      <w:r>
+        <w:t xml:space="preserve"> </w:t>
+      </w:r>
+      <w:r>
+        <w:t xml:space="preserve">multiple specimen variants (e.g. voided / catheter / midstream</w:t>
+      </w:r>
+      <w:r>
+        <w:t xml:space="preserve"> </w:t>
+      </w:r>
+      <w:r>
+        <w:t xml:space="preserve">urine). One profile per variant, or one profile with sub-keys?</w:t>
+      </w:r>
+      <w:r>
+        <w:t xml:space="preserve"> </w:t>
+      </w:r>
+      <w:r>
+        <w:t xml:space="preserve">Affects YAML schema and the related-Story back-references.</w:t>
+      </w:r>
+    </w:p>
+    <w:p>
+      <w:pPr>
+        <w:numPr>
+          <w:ilvl w:val="0"/>
+          <w:numId w:val="1008"/>
+        </w:numPr>
+        <w:pStyle w:val="Compact"/>
+      </w:pPr>
+      <w:r>
+        <w:rPr>
+          <w:bCs/>
+          <w:b/>
+        </w:rPr>
+        <w:t xml:space="preserve">Story-shape classifier training.</w:t>
+      </w:r>
+      <w:r>
+        <w:t xml:space="preserve"> </w:t>
+      </w:r>
+      <w:r>
+        <w:t xml:space="preserve">The Validator routes by shape</w:t>
+      </w:r>
+      <w:r>
+        <w:t xml:space="preserve"> </w:t>
+      </w:r>
+      <w:r>
+        <w:t xml:space="preserve">(the Story Extractor declares it; the Validator verifies). Does</w:t>
+      </w:r>
+      <w:r>
+        <w:t xml:space="preserve"> </w:t>
+      </w:r>
+      <w:r>
+        <w:t xml:space="preserve">the verification classifier need its own labeled training set, or</w:t>
+      </w:r>
+      <w:r>
+        <w:t xml:space="preserve"> </w:t>
+      </w:r>
+      <w:r>
+        <w:t xml:space="preserve">can it run zero-shot off the schema?</w:t>
+      </w:r>
+      <w:r>
+        <w:t xml:space="preserve"> </w:t>
+      </w:r>
+      <w:r>
+        <w:rPr>
+          <w:iCs/>
+          <w:i/>
+        </w:rPr>
+        <w:t xml:space="preserve">Lean:</w:t>
+      </w:r>
+      <w:r>
+        <w:t xml:space="preserve"> </w:t>
+      </w:r>
+      <w:r>
+        <w:t xml:space="preserve">zero-shot first;</w:t>
+      </w:r>
+      <w:r>
+        <w:t xml:space="preserve"> </w:t>
+      </w:r>
+      <w:r>
+        <w:t xml:space="preserve">label only the disagreements with SME on the first run.</w:t>
+      </w:r>
+    </w:p>
+    <w:p>
+      <w:pPr>
+        <w:numPr>
+          <w:ilvl w:val="0"/>
+          <w:numId w:val="1008"/>
+        </w:numPr>
+        <w:pStyle w:val="Compact"/>
+      </w:pPr>
+      <w:r>
+        <w:rPr>
+          <w:bCs/>
+          <w:b/>
+        </w:rPr>
+        <w:t xml:space="preserve">4-shape escape hatch.</w:t>
+      </w:r>
+      <w:r>
+        <w:t xml:space="preserve"> </w:t>
+      </w:r>
+      <w:r>
+        <w:t xml:space="preserve">What happens when an SOP element doesn’t</w:t>
+      </w:r>
+      <w:r>
+        <w:t xml:space="preserve"> </w:t>
+      </w:r>
+      <w:r>
+        <w:t xml:space="preserve">cleanly fit any of the four shapes (capability /</w:t>
+      </w:r>
+      <w:r>
+        <w:t xml:space="preserve"> </w:t>
+      </w:r>
+      <w:r>
+        <w:t xml:space="preserve">workflow-stage-split / configuration-instance / cleanup)?</w:t>
+      </w:r>
+      <w:r>
+        <w:t xml:space="preserve"> </w:t>
+      </w:r>
+      <w:r>
+        <w:t xml:space="preserve">Plausible misfits: regulatory-compliance, non-functional /</w:t>
+      </w:r>
+      <w:r>
+        <w:t xml:space="preserve"> </w:t>
+      </w:r>
+      <w:r>
+        <w:t xml:space="preserve">performance, external-integration. Currently no escape hatch —</w:t>
+      </w:r>
+      <w:r>
+        <w:t xml:space="preserve"> </w:t>
+      </w:r>
+      <w:r>
+        <w:t xml:space="preserve">the Validator would force a misfit classification.</w:t>
+      </w:r>
+      <w:r>
+        <w:t xml:space="preserve"> </w:t>
+      </w:r>
+      <w:r>
+        <w:rPr>
+          <w:iCs/>
+          <w:i/>
+        </w:rPr>
+        <w:t xml:space="preserve">Lean:</w:t>
+      </w:r>
+      <w:r>
+        <w:t xml:space="preserve"> </w:t>
+      </w:r>
+      <w:r>
+        <w:t xml:space="preserve">wait</w:t>
+      </w:r>
+      <w:r>
+        <w:t xml:space="preserve"> </w:t>
+      </w:r>
+      <w:r>
+        <w:t xml:space="preserve">for evidence this is actually a problem before adding a 5th</w:t>
+      </w:r>
+      <w:r>
+        <w:t xml:space="preserve"> </w:t>
+      </w:r>
+      <w:r>
+        <w:t xml:space="preserve">shape.</w:t>
+      </w:r>
+    </w:p>
+    <w:bookmarkEnd w:id="83"/>
+    <w:bookmarkStart w:id="84" w:name="quality-governance"/>
+    <w:p>
+      <w:pPr>
+        <w:pStyle w:val="Heading2"/>
+      </w:pPr>
+      <w:r>
+        <w:t xml:space="preserve">Quality / governance</w:t>
+      </w:r>
+    </w:p>
+    <w:p>
+      <w:pPr>
+        <w:numPr>
+          <w:ilvl w:val="0"/>
+          <w:numId w:val="1009"/>
+        </w:numPr>
+        <w:pStyle w:val="Compact"/>
+      </w:pPr>
+      <w:r>
+        <w:rPr>
+          <w:bCs/>
+          <w:b/>
+        </w:rPr>
+        <w:t xml:space="preserve">Validator rubric calibration.</w:t>
+      </w:r>
+      <w:r>
+        <w:t xml:space="preserve"> </w:t>
+      </w:r>
+      <w:r>
+        <w:t xml:space="preserve">The shape-specific sub-rubrics</w:t>
+      </w:r>
+      <w:r>
+        <w:t xml:space="preserve"> </w:t>
+      </w:r>
+      <w:r>
+        <w:t xml:space="preserve">need SME calibration on ~10 stories per shape (which checks are</w:t>
+      </w:r>
+      <w:r>
+        <w:t xml:space="preserve"> </w:t>
+      </w:r>
+      <w:r>
+        <w:t xml:space="preserve">too strict, which too lenient). Required before the rubric can be</w:t>
+      </w:r>
+      <w:r>
+        <w:t xml:space="preserve"> </w:t>
+      </w:r>
+      <w:r>
+        <w:t xml:space="preserve">treated as production-grade.</w:t>
+      </w:r>
+    </w:p>
+    <w:p>
+      <w:pPr>
+        <w:numPr>
+          <w:ilvl w:val="0"/>
+          <w:numId w:val="1009"/>
+        </w:numPr>
+        <w:pStyle w:val="Compact"/>
+      </w:pPr>
+      <w:r>
+        <w:rPr>
+          <w:bCs/>
+          <w:b/>
+        </w:rPr>
+        <w:t xml:space="preserve">Cross-SOP recurrence threshold.</w:t>
+      </w:r>
+      <w:r>
+        <w:t xml:space="preserve"> </w:t>
+      </w:r>
+      <w:r>
+        <w:t xml:space="preserve">The synthesis pass currently</w:t>
+      </w:r>
+      <w:r>
+        <w:t xml:space="preserve"> </w:t>
+      </w:r>
+      <w:r>
+        <w:t xml:space="preserve">qualifies clusters with members from</w:t>
+      </w:r>
+      <w:r>
+        <w:t xml:space="preserve"> </w:t>
+      </w:r>
+      <w:r>
+        <w:rPr>
+          <w:rStyle w:val="VerbatimChar"/>
+        </w:rPr>
+        <w:t xml:space="preserve">≥ 2 distinct SOPs</w:t>
+      </w:r>
+      <w:r>
+        <w:t xml:space="preserve">. With</w:t>
+      </w:r>
+      <w:r>
+        <w:t xml:space="preserve"> </w:t>
+      </w:r>
+      <w:r>
+        <w:t xml:space="preserve">only 3 in-scope SOPs for the POC, this means</w:t>
+      </w:r>
+      <w:r>
+        <w:t xml:space="preserve"> </w:t>
+      </w:r>
+      <w:r>
+        <w:rPr>
+          <w:iCs/>
+          <w:i/>
+        </w:rPr>
+        <w:t xml:space="preserve">anything seen in 2</w:t>
+      </w:r>
+      <w:r>
+        <w:rPr>
+          <w:iCs/>
+          <w:i/>
+        </w:rPr>
+        <w:t xml:space="preserve"> </w:t>
+      </w:r>
+      <w:r>
+        <w:rPr>
+          <w:iCs/>
+          <w:i/>
+        </w:rPr>
+        <w:t xml:space="preserve">of 3</w:t>
+      </w:r>
+      <w:r>
+        <w:t xml:space="preserve"> </w:t>
+      </w:r>
+      <w:r>
+        <w:t xml:space="preserve">lifts. Is that too aggressive? Stricter alternative:</w:t>
+      </w:r>
+      <w:r>
+        <w:t xml:space="preserve"> </w:t>
+      </w:r>
+      <w:r>
+        <w:rPr>
+          <w:rStyle w:val="VerbatimChar"/>
+        </w:rPr>
+        <w:t xml:space="preserve">≥ majority</w:t>
+      </w:r>
+      <w:r>
+        <w:t xml:space="preserve">. Revisit after the first run.</w:t>
+      </w:r>
+    </w:p>
+    <w:p>
+      <w:pPr>
+        <w:numPr>
+          <w:ilvl w:val="0"/>
+          <w:numId w:val="1009"/>
+        </w:numPr>
+        <w:pStyle w:val="Compact"/>
+      </w:pPr>
+      <w:r>
+        <w:rPr>
+          <w:bCs/>
+          <w:b/>
+        </w:rPr>
+        <w:t xml:space="preserve">Eval framework.</w:t>
+      </w:r>
+      <w:r>
+        <w:t xml:space="preserve"> </w:t>
+      </w:r>
+      <w:r>
+        <w:t xml:space="preserve">How do we measure improvement? Per-shape</w:t>
+      </w:r>
+      <w:r>
+        <w:t xml:space="preserve"> </w:t>
+      </w:r>
+      <w:r>
+        <w:t xml:space="preserve">acceptance rate (% passing Validator without revision)?</w:t>
+      </w:r>
+      <w:r>
+        <w:t xml:space="preserve"> </w:t>
+      </w:r>
+      <w:r>
+        <w:t xml:space="preserve">End-to-end SME-acceptance rate? Per-discipline coverage? Need</w:t>
+      </w:r>
+      <w:r>
+        <w:t xml:space="preserve"> </w:t>
+      </w:r>
+      <w:r>
+        <w:t xml:space="preserve">agreement on the metrics before optimization decisions can be</w:t>
+      </w:r>
+      <w:r>
+        <w:t xml:space="preserve"> </w:t>
+      </w:r>
+      <w:r>
+        <w:t xml:space="preserve">made.</w:t>
+      </w:r>
+    </w:p>
+    <w:bookmarkEnd w:id="84"/>
+    <w:bookmarkStart w:id="85" w:name="X096f0d5871c999fa3725d522a09be96c10433ef"/>
+    <w:p>
+      <w:pPr>
+        <w:pStyle w:val="Heading2"/>
+      </w:pPr>
+      <w:r>
+        <w:t xml:space="preserve">Stakeholder / SME inputs the dev team can’t decide alone</w:t>
+      </w:r>
+    </w:p>
+    <w:p>
+      <w:pPr>
+        <w:numPr>
+          <w:ilvl w:val="0"/>
+          <w:numId w:val="1010"/>
+        </w:numPr>
+        <w:pStyle w:val="Compact"/>
+      </w:pPr>
+      <w:r>
+        <w:rPr>
+          <w:bCs/>
+          <w:b/>
+        </w:rPr>
+        <w:t xml:space="preserve">PHI handling policy.</w:t>
+      </w:r>
+      <w:r>
+        <w:t xml:space="preserve"> </w:t>
+      </w:r>
+      <w:r>
+        <w:t xml:space="preserve">SOPs shouldn’t contain PHI, but</w:t>
+      </w:r>
+      <w:r>
+        <w:t xml:space="preserve"> </w:t>
+      </w:r>
+      <w:r>
+        <w:t xml:space="preserve">transcripts might. Redact-and-index, restrict-route, or refuse?</w:t>
+      </w:r>
+      <w:r>
+        <w:t xml:space="preserve"> </w:t>
+      </w:r>
+      <w:r>
+        <w:t xml:space="preserve">Compliance call needed before ingestion goes near transcripts.</w:t>
+      </w:r>
+    </w:p>
+    <w:p>
+      <w:pPr>
+        <w:numPr>
+          <w:ilvl w:val="0"/>
+          <w:numId w:val="1010"/>
+        </w:numPr>
+        <w:pStyle w:val="Compact"/>
+      </w:pPr>
+      <w:r>
+        <w:rPr>
+          <w:bCs/>
+          <w:b/>
+        </w:rPr>
+        <w:t xml:space="preserve">Sample artifact access.</w:t>
+      </w:r>
+      <w:r>
+        <w:t xml:space="preserve"> </w:t>
+      </w:r>
+      <w:r>
+        <w:t xml:space="preserve">Can sanitized Cytology Jira stories +</w:t>
+      </w:r>
+      <w:r>
+        <w:t xml:space="preserve"> </w:t>
+      </w:r>
+      <w:r>
+        <w:t xml:space="preserve">Cytology SOPs (1–2 examples) be brought out of the office network</w:t>
+      </w:r>
+      <w:r>
+        <w:t xml:space="preserve"> </w:t>
+      </w:r>
+      <w:r>
+        <w:t xml:space="preserve">for development? Blocks the first end-to-end test if not.</w:t>
+      </w:r>
+    </w:p>
+    <w:p>
+      <w:pPr>
+        <w:numPr>
+          <w:ilvl w:val="0"/>
+          <w:numId w:val="1010"/>
+        </w:numPr>
+        <w:pStyle w:val="Compact"/>
+      </w:pPr>
+      <w:r>
+        <w:rPr>
+          <w:bCs/>
+          <w:b/>
+        </w:rPr>
+        <w:t xml:space="preserve">Cyto SME availability.</w:t>
+      </w:r>
+      <w:r>
+        <w:t xml:space="preserve"> </w:t>
+      </w:r>
+      <w:r>
+        <w:t xml:space="preserve">Exemplar curation requires SME pairing</w:t>
+      </w:r>
+      <w:r>
+        <w:t xml:space="preserve"> </w:t>
+      </w:r>
+      <w:r>
+        <w:t xml:space="preserve">on the first ~10 (SOP excerpt → Story) tuples. Estimated 1–2</w:t>
+      </w:r>
+      <w:r>
+        <w:t xml:space="preserve"> </w:t>
+      </w:r>
+      <w:r>
+        <w:t xml:space="preserve">days of focused SME time. Needs to be scheduled.</w:t>
+      </w:r>
+    </w:p>
+    <w:bookmarkEnd w:id="85"/>
+    <w:bookmarkEnd w:id="86"/>
+    <w:bookmarkStart w:id="87" w:name="cross-cutting"/>
+    <w:p>
+      <w:pPr>
+        <w:pStyle w:val="Heading1"/>
+      </w:pPr>
+      <w:r>
+        <w:t xml:space="preserve">Cross-cutting</w:t>
+      </w:r>
+    </w:p>
+    <w:p>
+      <w:pPr>
+        <w:pStyle w:val="FirstParagraph"/>
+      </w:pPr>
+      <w:r>
+        <w:t xml:space="preserve">KMS encryption at rest and in transit; IAM least-privilege with VPC</w:t>
+      </w:r>
+      <w:r>
+        <w:t xml:space="preserve"> </w:t>
+      </w:r>
+      <w:r>
+        <w:t xml:space="preserve">endpoints (Bedrock calls stay in-VPC); DLQ for parse / OCR / embed</w:t>
+      </w:r>
+      <w:r>
+        <w:t xml:space="preserve"> </w:t>
+      </w:r>
+      <w:r>
+        <w:t xml:space="preserve">failures; CloudWatch metrics and alarms (e.g. OCR fail-rate &gt; 5%);</w:t>
+      </w:r>
+      <w:r>
+        <w:t xml:space="preserve"> </w:t>
+      </w:r>
+      <w:r>
+        <w:t xml:space="preserve">CloudTrail audit log on every API call; idempotent ingestion via</w:t>
+      </w:r>
+      <w:r>
+        <w:t xml:space="preserve"> </w:t>
+      </w:r>
+      <w:r>
+        <w:t xml:space="preserve">content-hash dedupe.</w:t>
+      </w:r>
+    </w:p>
+    <w:p>
+      <w:pPr>
+        <w:pStyle w:val="BodyText"/>
+      </w:pPr>
+      <w:r>
+        <w:rPr>
+          <w:bCs/>
+          <w:b/>
+        </w:rPr>
         <w:t xml:space="preserve">Generalization to a new discipline.</w:t>
       </w:r>
       <w:r>
@@ -11828,7 +13055,7 @@
         <w:t xml:space="preserve">No model retraining at any stage.</w:t>
       </w:r>
     </w:p>
-    <w:bookmarkEnd w:id="81"/>
+    <w:bookmarkEnd w:id="87"/>
     <w:sectPr/>
   </w:body>
 </w:document>
@@ -12142,6 +13369,18 @@
     <w:abstractNumId w:val="991"/>
   </w:num>
   <w:num w:numId="1006">
+    <w:abstractNumId w:val="991"/>
+  </w:num>
+  <w:num w:numId="1007">
+    <w:abstractNumId w:val="991"/>
+  </w:num>
+  <w:num w:numId="1008">
+    <w:abstractNumId w:val="991"/>
+  </w:num>
+  <w:num w:numId="1009">
+    <w:abstractNumId w:val="991"/>
+  </w:num>
+  <w:num w:numId="1010">
     <w:abstractNumId w:val="991"/>
   </w:num>
 </w:numbering>
